--- a/lessons/3-2/downloads/3-2-notes-teacher.docx
+++ b/lessons/3-2/downloads/3-2-notes-teacher.docx
@@ -14,7 +14,7 @@
           <w:sz w:val="18"/>
           <w:szCs w:val="18"/>
         </w:rPr>
-        <w:t xml:space="preserve">UNIT 3  ·  LESSON 2      STANDARD 6.RP.3A</w:t>
+        <w:t xml:space="preserve">UNIT 3  ·  LESSON 2      STANDARD 6.AT.3A</w:t>
       </w:r>
     </w:p>
     <w:p>
@@ -2347,6 +2347,32 @@
     </w:p>
     <w:p>
       <w:pPr>
+        <w:pStyle w:val="Heading2"/>
+        <w:spacing w:after="80" w:before="180"/>
+      </w:pPr>
+      <w:r>
+        <w:rPr>
+          <w:b/>
+          <w:bCs/>
+          <w:color w:val="12355B"/>
+          <w:sz w:val="24"/>
+          <w:szCs w:val="24"/>
+        </w:rPr>
+        <w:t xml:space="preserve">Level 1 Support</w:t>
+      </w:r>
+      <w:r>
+        <w:rPr>
+          <w:i/>
+          <w:iCs/>
+          <w:color w:val="1FA6A2"/>
+          <w:sz w:val="19"/>
+          <w:szCs w:val="19"/>
+        </w:rPr>
+        <w:t xml:space="preserve">   extra scaffolding</w:t>
+      </w:r>
+    </w:p>
+    <w:p>
+      <w:pPr>
         <w:keepNext/>
         <w:spacing w:after="60" w:before="160"/>
       </w:pPr>
@@ -2607,6 +2633,32 @@
     </w:tbl>
     <w:p>
       <w:pPr>
+        <w:pStyle w:val="Heading2"/>
+        <w:spacing w:after="80" w:before="180"/>
+      </w:pPr>
+      <w:r>
+        <w:rPr>
+          <w:b/>
+          <w:bCs/>
+          <w:color w:val="12355B"/>
+          <w:sz w:val="24"/>
+          <w:szCs w:val="24"/>
+        </w:rPr>
+        <w:t xml:space="preserve">On Level</w:t>
+      </w:r>
+      <w:r>
+        <w:rPr>
+          <w:i/>
+          <w:iCs/>
+          <w:color w:val="12355B"/>
+          <w:sz w:val="19"/>
+          <w:szCs w:val="19"/>
+        </w:rPr>
+        <w:t xml:space="preserve">   grade-level practice</w:t>
+      </w:r>
+    </w:p>
+    <w:p>
+      <w:pPr>
         <w:keepNext/>
         <w:spacing w:after="60" w:before="160"/>
       </w:pPr>
@@ -2867,6 +2919,118 @@
     </w:tbl>
     <w:p>
       <w:pPr>
+        <w:pStyle w:val="Heading2"/>
+        <w:spacing w:after="80" w:before="180"/>
+      </w:pPr>
+      <w:r>
+        <w:rPr>
+          <w:b/>
+          <w:bCs/>
+          <w:color w:val="12355B"/>
+          <w:sz w:val="24"/>
+          <w:szCs w:val="24"/>
+        </w:rPr>
+        <w:t xml:space="preserve">Level 2 Enrichment</w:t>
+      </w:r>
+      <w:r>
+        <w:rPr>
+          <w:i/>
+          <w:iCs/>
+          <w:color w:val="6B4FA0"/>
+          <w:sz w:val="19"/>
+          <w:szCs w:val="19"/>
+        </w:rPr>
+        <w:t xml:space="preserve">   stretch your thinking</w:t>
+      </w:r>
+    </w:p>
+    <w:p>
+      <w:pPr>
+        <w:keepNext/>
+        <w:spacing w:after="60" w:before="160"/>
+      </w:pPr>
+      <w:r>
+        <w:rPr>
+          <w:b/>
+          <w:bCs/>
+          <w:color w:val="12355B"/>
+          <w:sz w:val="22"/>
+          <w:szCs w:val="22"/>
+        </w:rPr>
+        <w:t xml:space="preserve">5.  </w:t>
+      </w:r>
+      <w:r>
+        <w:rPr>
+          <w:b/>
+          <w:bCs/>
+          <w:sz w:val="21"/>
+          <w:szCs w:val="21"/>
+        </w:rPr>
+        <w:t xml:space="preserve">A recipe uses 4 cups of flour for every 3 cups of sugar. A student filled in a ratio table: 4:3, 8:6, 12:9, 14:12. Find and fix the error in the last row. Explain what went wrong.</w:t>
+      </w:r>
+    </w:p>
+    <w:tbl>
+      <w:tblPr>
+        <w:tblW w:type="pct" w:w="100%"/>
+        <w:tblBorders>
+          <w:top w:val="single" w:color="C7D2DD" w:sz="6"/>
+          <w:left w:val="single" w:color="C7D2DD" w:sz="6"/>
+          <w:bottom w:val="single" w:color="C7D2DD" w:sz="6"/>
+          <w:right w:val="single" w:color="C7D2DD" w:sz="6"/>
+          <w:insideH w:val="single" w:color="auto" w:sz="4"/>
+          <w:insideV w:val="single" w:color="auto" w:sz="4"/>
+        </w:tblBorders>
+      </w:tblPr>
+      <w:tblGrid>
+        <w:gridCol w:w="100"/>
+      </w:tblGrid>
+      <w:tr>
+        <w:tc>
+          <w:tcPr>
+            <w:shd w:fill="FBF3E2" w:color="auto" w:val="clear"/>
+            <w:tcMar>
+              <w:top w:type="dxa" w:w="60"/>
+              <w:left w:type="dxa" w:w="120"/>
+              <w:bottom w:type="dxa" w:w="60"/>
+              <w:right w:type="dxa" w:w="120"/>
+            </w:tcMar>
+          </w:tcPr>
+          <w:p>
+            <w:pPr>
+              <w:spacing w:after="0" w:line="320"/>
+            </w:pPr>
+            <w:r>
+              <w:t xml:space="preserve"/>
+            </w:r>
+          </w:p>
+          <w:p>
+            <w:pPr>
+              <w:spacing w:after="0" w:line="320"/>
+            </w:pPr>
+            <w:r>
+              <w:t xml:space="preserve"/>
+            </w:r>
+          </w:p>
+          <w:p>
+            <w:pPr>
+              <w:spacing w:after="0" w:line="320"/>
+            </w:pPr>
+            <w:r>
+              <w:t xml:space="preserve"/>
+            </w:r>
+          </w:p>
+          <w:p>
+            <w:pPr>
+              <w:spacing w:after="0" w:line="320"/>
+            </w:pPr>
+            <w:r>
+              <w:t xml:space="preserve"/>
+            </w:r>
+          </w:p>
+        </w:tc>
+      </w:tr>
+    </w:tbl>
+    <w:p>
+      <w:pPr>
         <w:pStyle w:val="Heading1"/>
         <w:pageBreakBefore/>
         <w:pBdr>
@@ -3214,23 +3378,17 @@
     </w:p>
     <w:p>
       <w:pPr>
-        <w:spacing w:after="80"/>
-      </w:pPr>
-      <w:r>
-        <w:rPr>
-          <w:b/>
-          <w:bCs/>
-          <w:sz w:val="21"/>
-          <w:szCs w:val="21"/>
-        </w:rPr>
-        <w:t xml:space="preserve">1.  </w:t>
-      </w:r>
-      <w:r>
-        <w:rPr>
-          <w:sz w:val="21"/>
-          <w:szCs w:val="21"/>
-        </w:rPr>
-        <w:t xml:space="preserve">A)  12:28</w:t>
+        <w:spacing w:after="100"/>
+      </w:pPr>
+      <w:r>
+        <w:rPr>
+          <w:b/>
+          <w:bCs/>
+          <w:color w:val="B97A12"/>
+          <w:sz w:val="20"/>
+          <w:szCs w:val="20"/>
+        </w:rPr>
+        <w:t xml:space="preserve">Watch for this mistake:  </w:t>
       </w:r>
       <w:r>
         <w:rPr>
@@ -3240,7 +3398,23 @@
           <w:sz w:val="19"/>
           <w:szCs w:val="19"/>
         </w:rPr>
-        <w:t xml:space="preserve">  — The pattern adds 3 to the first value and 7 to the second each time. After 9:21: 9+3=12 and 21+7=28. The next row is 12:28.</w:t>
+        <w:t xml:space="preserve">A common mistake in Ratio Tables is scaling only ONE part of the ratio, or adding the scale factor to a part instead of multiplying by it — for example, turning 2:3 into 6:3 (multiplying only the first number by 3 and forgetting the second) or into 4:5 (adding the scale factor 2 to the second number instead of multiplying, since 3+2=5 but 3×2=6). Before you submit, multiply BOTH numbers by the same scale factor and check that your new ratio simplifies back to the original.</w:t>
+      </w:r>
+    </w:p>
+    <w:p>
+      <w:pPr>
+        <w:pStyle w:val="Heading2"/>
+        <w:spacing w:after="80" w:before="180"/>
+      </w:pPr>
+      <w:r>
+        <w:rPr>
+          <w:b/>
+          <w:bCs/>
+          <w:color w:val="12355B"/>
+          <w:sz w:val="24"/>
+          <w:szCs w:val="24"/>
+        </w:rPr>
+        <w:t xml:space="preserve">Level 1 Support</w:t>
       </w:r>
     </w:p>
     <w:p>
@@ -3254,14 +3428,14 @@
           <w:sz w:val="21"/>
           <w:szCs w:val="21"/>
         </w:rPr>
-        <w:t xml:space="preserve">2.  </w:t>
-      </w:r>
-      <w:r>
-        <w:rPr>
-          <w:sz w:val="21"/>
-          <w:szCs w:val="21"/>
-        </w:rPr>
-        <w:t xml:space="preserve">A)  6:15</w:t>
+        <w:t xml:space="preserve">1.  </w:t>
+      </w:r>
+      <w:r>
+        <w:rPr>
+          <w:sz w:val="21"/>
+          <w:szCs w:val="21"/>
+        </w:rPr>
+        <w:t xml:space="preserve">A)  12:28</w:t>
       </w:r>
       <w:r>
         <w:rPr>
@@ -3271,7 +3445,7 @@
           <w:sz w:val="19"/>
           <w:szCs w:val="19"/>
         </w:rPr>
-        <w:t xml:space="preserve">  — The additive pattern adds 2 to the first value and 5 to the second. 4+2=6 and 10+5=15. The third row is 6:15.</w:t>
+        <w:t xml:space="preserve">  — The pattern adds 3 to the first value and 7 to the second each time. After 9:21: 9+3=12 and 21+7=28. The next row is 12:28.</w:t>
       </w:r>
     </w:p>
     <w:p>
@@ -3285,14 +3459,14 @@
           <w:sz w:val="21"/>
           <w:szCs w:val="21"/>
         </w:rPr>
-        <w:t xml:space="preserve">3.  </w:t>
-      </w:r>
-      <w:r>
-        <w:rPr>
-          <w:sz w:val="21"/>
-          <w:szCs w:val="21"/>
-        </w:rPr>
-        <w:t xml:space="preserve">A)  8</w:t>
+        <w:t xml:space="preserve">2.  </w:t>
+      </w:r>
+      <w:r>
+        <w:rPr>
+          <w:sz w:val="21"/>
+          <w:szCs w:val="21"/>
+        </w:rPr>
+        <w:t xml:space="preserve">A)  6:15</w:t>
       </w:r>
       <w:r>
         <w:rPr>
@@ -3302,7 +3476,23 @@
           <w:sz w:val="19"/>
           <w:szCs w:val="19"/>
         </w:rPr>
-        <w:t xml:space="preserve">  — Scale factor: 12 ÷ 3 = 4. Multiply butter by 4: 2 × 4 = 8 cups of butter.</w:t>
+        <w:t xml:space="preserve">  — The additive pattern adds 2 to the first value and 5 to the second. 4+2=6 and 10+5=15. The third row is 6:15.</w:t>
+      </w:r>
+    </w:p>
+    <w:p>
+      <w:pPr>
+        <w:pStyle w:val="Heading2"/>
+        <w:spacing w:after="80" w:before="180"/>
+      </w:pPr>
+      <w:r>
+        <w:rPr>
+          <w:b/>
+          <w:bCs/>
+          <w:color w:val="12355B"/>
+          <w:sz w:val="24"/>
+          <w:szCs w:val="24"/>
+        </w:rPr>
+        <w:t xml:space="preserve">On Level</w:t>
       </w:r>
     </w:p>
     <w:p>
@@ -3316,14 +3506,14 @@
           <w:sz w:val="21"/>
           <w:szCs w:val="21"/>
         </w:rPr>
-        <w:t xml:space="preserve">4.  </w:t>
-      </w:r>
-      <w:r>
-        <w:rPr>
-          <w:sz w:val="21"/>
-          <w:szCs w:val="21"/>
-        </w:rPr>
-        <w:t xml:space="preserve">A)  3</w:t>
+        <w:t xml:space="preserve">3.  </w:t>
+      </w:r>
+      <w:r>
+        <w:rPr>
+          <w:sz w:val="21"/>
+          <w:szCs w:val="21"/>
+        </w:rPr>
+        <w:t xml:space="preserve">A)  8</w:t>
       </w:r>
       <w:r>
         <w:rPr>
@@ -3333,7 +3523,78 @@
           <w:sz w:val="19"/>
           <w:szCs w:val="19"/>
         </w:rPr>
+        <w:t xml:space="preserve">  — Scale factor: 12 ÷ 3 = 4. Multiply butter by 4: 2 × 4 = 8 cups of butter.</w:t>
+      </w:r>
+    </w:p>
+    <w:p>
+      <w:pPr>
+        <w:spacing w:after="80"/>
+      </w:pPr>
+      <w:r>
+        <w:rPr>
+          <w:b/>
+          <w:bCs/>
+          <w:sz w:val="21"/>
+          <w:szCs w:val="21"/>
+        </w:rPr>
+        <w:t xml:space="preserve">4.  </w:t>
+      </w:r>
+      <w:r>
+        <w:rPr>
+          <w:sz w:val="21"/>
+          <w:szCs w:val="21"/>
+        </w:rPr>
+        <w:t xml:space="preserve">A)  3</w:t>
+      </w:r>
+      <w:r>
+        <w:rPr>
+          <w:i/>
+          <w:iCs/>
+          <w:color w:val="5F6F80"/>
+          <w:sz w:val="19"/>
+          <w:szCs w:val="19"/>
+        </w:rPr>
         <w:t xml:space="preserve">  — From 5 to 15: 15 ÷ 5 = 3. From 8 to 24: 24 ÷ 8 = 3. The scale factor is 3.</w:t>
+      </w:r>
+    </w:p>
+    <w:p>
+      <w:pPr>
+        <w:pStyle w:val="Heading2"/>
+        <w:spacing w:after="80" w:before="180"/>
+      </w:pPr>
+      <w:r>
+        <w:rPr>
+          <w:b/>
+          <w:bCs/>
+          <w:color w:val="12355B"/>
+          <w:sz w:val="24"/>
+          <w:szCs w:val="24"/>
+        </w:rPr>
+        <w:t xml:space="preserve">Level 2 Enrichment</w:t>
+      </w:r>
+    </w:p>
+    <w:p>
+      <w:pPr>
+        <w:spacing w:after="80"/>
+      </w:pPr>
+      <w:r>
+        <w:rPr>
+          <w:b/>
+          <w:bCs/>
+          <w:sz w:val="21"/>
+          <w:szCs w:val="21"/>
+        </w:rPr>
+        <w:t xml:space="preserve">5.  </w:t>
+      </w:r>
+      <w:r>
+        <w:rPr>
+          <w:sz w:val="21"/>
+          <w:szCs w:val="21"/>
+        </w:rPr>
+        <w:t xml:space="preserve">The last row is wrong. The pattern multiplies by the same scale factor. 4×1=4, 4×2=8, 4×3=12, so the 4th row should be 4×4=16 cups of flour and 3×4=12 cups of sugar → 16:12. The student added 2 to 12 instead of adding 4. Or: 12+4=16, not 12+2=14.</w:t>
+      </w:r>
+      <w:r>
+        <w:t xml:space="preserve"/>
       </w:r>
     </w:p>
     <w:p>

--- a/lessons/3-2/downloads/3-2-notes-teacher.docx
+++ b/lessons/3-2/downloads/3-2-notes-teacher.docx
@@ -1247,7 +1247,22 @@
           <w:sz w:val="30"/>
           <w:szCs w:val="30"/>
         </w:rPr>
-        <w:t xml:space="preserve">Worked Example</w:t>
+        <w:t xml:space="preserve">Write About the Math</w:t>
+      </w:r>
+    </w:p>
+    <w:p>
+      <w:pPr>
+        <w:spacing w:after="100"/>
+      </w:pPr>
+      <w:r>
+        <w:rPr>
+          <w:i/>
+          <w:iCs/>
+          <w:color w:val="5F6F80"/>
+          <w:sz w:val="19"/>
+          <w:szCs w:val="19"/>
+        </w:rPr>
+        <w:t xml:space="preserve">Use the support level you need. Every level answers the same math question.</w:t>
       </w:r>
     </w:p>
     <w:p>
@@ -1263,17 +1278,17 @@
           <w:sz w:val="24"/>
           <w:szCs w:val="24"/>
         </w:rPr>
-        <w:t xml:space="preserve">Watch &amp; Read</w:t>
+        <w:t xml:space="preserve">1. Understand the Question</w:t>
       </w:r>
       <w:r>
         <w:rPr>
           <w:i/>
           <w:iCs/>
-          <w:color w:val="1FA6A2"/>
+          <w:color w:val="B97A12"/>
           <w:sz w:val="19"/>
           <w:szCs w:val="19"/>
         </w:rPr>
-        <w:t xml:space="preserve">   I Do — follow along with your teacher</w:t>
+        <w:t xml:space="preserve">   explain</w:t>
       </w:r>
     </w:p>
     <w:tbl>
@@ -1304,14 +1319,48 @@
           </w:tcPr>
           <w:p>
             <w:pPr>
-              <w:spacing w:after="0"/>
+              <w:spacing w:after="60"/>
             </w:pPr>
             <w:r>
               <w:rPr>
+                <w:color w:val="1A2733"/>
                 <w:sz w:val="21"/>
                 <w:szCs w:val="21"/>
               </w:rPr>
-              <w:t xml:space="preserve">Chef Academy is hosting a pancake breakfast for the whole school! Chef Reyes's famous pancake batter uses 2 cups of mix for every 3 cups of milk. The team needs to scale the recipe to feed 4 times as many people. Can you help them build a ratio table to figure out how much of each ingredient they need?</w:t>
+              <w:t xml:space="preserve">In your pancake ratio table, how did you find each new row from the 2:3 starting row?</w:t>
+            </w:r>
+          </w:p>
+          <w:p>
+            <w:pPr>
+              <w:spacing w:after="0"/>
+            </w:pPr>
+            <w:r>
+              <w:rPr>
+                <w:b/>
+                <w:bCs/>
+                <w:color w:val="12355B"/>
+                <w:sz w:val="20"/>
+                <w:szCs w:val="20"/>
+              </w:rPr>
+              <w:t xml:space="preserve">Your job:  </w:t>
+            </w:r>
+            <w:r>
+              <w:rPr>
+                <w:sz w:val="20"/>
+                <w:szCs w:val="20"/>
+              </w:rPr>
+              <w:t xml:space="preserve">Answer the question. Use math evidence. Explain how the evidence proves your answer.</w:t>
+            </w:r>
+            <w:r>
+              <w:rPr>
+                <w:i/>
+                <w:iCs/>
+                <w:color w:val="5F6F80"/>
+                <w:sz w:val="18"/>
+                <w:szCs w:val="18"/>
+              </w:rPr>
+              <w:br/>
+              <w:t xml:space="preserve">Responde la pregunta. Usa evidencia matemática. Explica cómo la evidencia demuestra tu respuesta.</w:t>
             </w:r>
           </w:p>
         </w:tc>
@@ -1319,94 +1368,6 @@
     </w:tbl>
     <w:p>
       <w:pPr>
-        <w:spacing w:after="80"/>
-      </w:pPr>
-      <w:r>
-        <w:t xml:space="preserve"/>
-      </w:r>
-    </w:p>
-    <w:p>
-      <w:pPr>
-        <w:spacing w:after="50" w:before="60"/>
-      </w:pPr>
-      <w:r>
-        <w:rPr>
-          <w:b/>
-          <w:bCs/>
-          <w:color w:val="12355B"/>
-          <w:sz w:val="21"/>
-          <w:szCs w:val="21"/>
-        </w:rPr>
-        <w:t xml:space="preserve">Think about:</w:t>
-      </w:r>
-    </w:p>
-    <w:p>
-      <w:pPr>
-        <w:spacing w:after="40"/>
-        <w:ind w:left="300"/>
-      </w:pPr>
-      <w:r>
-        <w:rPr>
-          <w:sz w:val="20"/>
-          <w:szCs w:val="20"/>
-        </w:rPr>
-        <w:t xml:space="preserve">•  What two quantities are being compared in the recipe?</w:t>
-      </w:r>
-    </w:p>
-    <w:p>
-      <w:pPr>
-        <w:spacing w:after="40"/>
-        <w:ind w:left="300"/>
-      </w:pPr>
-      <w:r>
-        <w:rPr>
-          <w:sz w:val="20"/>
-          <w:szCs w:val="20"/>
-        </w:rPr>
-        <w:t xml:space="preserve">•  What happens to both quantities when you double the recipe?</w:t>
-      </w:r>
-    </w:p>
-    <w:p>
-      <w:pPr>
-        <w:spacing w:after="40"/>
-        <w:ind w:left="300"/>
-      </w:pPr>
-      <w:r>
-        <w:rPr>
-          <w:sz w:val="20"/>
-          <w:szCs w:val="20"/>
-        </w:rPr>
-        <w:t xml:space="preserve">•  How could a table help you organize the scaling?</w:t>
-      </w:r>
-    </w:p>
-    <w:p>
-      <w:pPr>
-        <w:spacing w:after="40"/>
-        <w:ind w:left="300"/>
-      </w:pPr>
-      <w:r>
-        <w:rPr>
-          <w:sz w:val="20"/>
-          <w:szCs w:val="20"/>
-        </w:rPr>
-        <w:t xml:space="preserve">•  What if we only needed to make half the original recipe?</w:t>
-      </w:r>
-    </w:p>
-    <w:p>
-      <w:pPr>
-        <w:spacing w:after="40"/>
-        <w:ind w:left="300"/>
-      </w:pPr>
-      <w:r>
-        <w:rPr>
-          <w:sz w:val="20"/>
-          <w:szCs w:val="20"/>
-        </w:rPr>
-        <w:t xml:space="preserve">•  Is there a shortcut to find any row in the table without filling every row?</w:t>
-      </w:r>
-    </w:p>
-    <w:p>
-      <w:pPr>
         <w:pStyle w:val="Heading2"/>
         <w:spacing w:after="80" w:before="180"/>
       </w:pPr>
@@ -1418,7 +1379,7 @@
           <w:sz w:val="24"/>
           <w:szCs w:val="24"/>
         </w:rPr>
-        <w:t xml:space="preserve">Solved Example</w:t>
+        <w:t xml:space="preserve">2. Plan Your Math Words</w:t>
       </w:r>
       <w:r>
         <w:rPr>
@@ -1428,172 +1389,299 @@
           <w:sz w:val="19"/>
           <w:szCs w:val="19"/>
         </w:rPr>
-        <w:t xml:space="preserve">   I Do — watch each step</w:t>
-      </w:r>
-    </w:p>
-    <w:p>
-      <w:pPr>
-        <w:keepNext/>
-        <w:spacing w:after="40"/>
-      </w:pPr>
-      <w:r>
-        <w:rPr>
-          <w:b/>
-          <w:bCs/>
-          <w:color w:val="12355B"/>
-          <w:sz w:val="21"/>
-          <w:szCs w:val="21"/>
-        </w:rPr>
-        <w:t xml:space="preserve">Problem:  </w:t>
-      </w:r>
-      <w:r>
-        <w:rPr>
-          <w:sz w:val="21"/>
-          <w:szCs w:val="21"/>
-        </w:rPr>
-        <w:t xml:space="preserve">A recipe uses 3 eggs for every 5 cups of flour. How many eggs are needed for 15 cups of flour?</w:t>
-      </w:r>
-    </w:p>
-    <w:p>
-      <w:pPr>
-        <w:spacing w:after="30"/>
-        <w:ind w:left="420"/>
-      </w:pPr>
-      <w:r>
-        <w:rPr>
+        <w:t xml:space="preserve">   check at least two</w:t>
+      </w:r>
+    </w:p>
+    <w:p>
+      <w:pPr>
+        <w:spacing w:after="60"/>
+      </w:pPr>
+      <w:r>
+        <w:rPr>
+          <w:b/>
+          <w:bCs/>
+          <w:color w:val="1FA6A2"/>
+          <w:sz w:val="22"/>
+          <w:szCs w:val="22"/>
+        </w:rPr>
+        <w:t xml:space="preserve">☐  </w:t>
+      </w:r>
+      <w:r>
+        <w:rPr>
+          <w:b/>
+          <w:bCs/>
+          <w:color w:val="12355B"/>
           <w:sz w:val="20"/>
           <w:szCs w:val="20"/>
         </w:rPr>
-        <w:t xml:space="preserve">A)  9</w:t>
-      </w:r>
-    </w:p>
-    <w:p>
-      <w:pPr>
-        <w:spacing w:after="30"/>
-        <w:ind w:left="420"/>
-      </w:pPr>
+        <w:t xml:space="preserve">Ratio table — </w:t>
+      </w:r>
       <w:r>
         <w:rPr>
           <w:sz w:val="20"/>
           <w:szCs w:val="20"/>
         </w:rPr>
-        <w:t xml:space="preserve">B)  6</w:t>
-      </w:r>
-    </w:p>
-    <w:p>
-      <w:pPr>
-        <w:spacing w:after="30"/>
-        <w:ind w:left="420"/>
-      </w:pPr>
-      <w:r>
-        <w:rPr>
+        <w:t xml:space="preserve">A table of equal ratios that shows a pattern.</w:t>
+      </w:r>
+      <w:r>
+        <w:rPr>
+          <w:i/>
+          <w:iCs/>
+          <w:color w:val="5F6F80"/>
+          <w:sz w:val="18"/>
+          <w:szCs w:val="18"/>
+        </w:rPr>
+        <w:br/>
+        <w:t xml:space="preserve">Tabla de razones — Una tabla de razones iguales que muestra un patrón.</w:t>
+      </w:r>
+    </w:p>
+    <w:p>
+      <w:pPr>
+        <w:spacing w:after="60"/>
+      </w:pPr>
+      <w:r>
+        <w:rPr>
+          <w:b/>
+          <w:bCs/>
+          <w:color w:val="1FA6A2"/>
+          <w:sz w:val="22"/>
+          <w:szCs w:val="22"/>
+        </w:rPr>
+        <w:t xml:space="preserve">☐  </w:t>
+      </w:r>
+      <w:r>
+        <w:rPr>
+          <w:b/>
+          <w:bCs/>
+          <w:color w:val="12355B"/>
           <w:sz w:val="20"/>
           <w:szCs w:val="20"/>
         </w:rPr>
-        <w:t xml:space="preserve">C)  10</w:t>
-      </w:r>
-    </w:p>
-    <w:p>
-      <w:pPr>
-        <w:spacing w:after="30"/>
-        <w:ind w:left="420"/>
-      </w:pPr>
+        <w:t xml:space="preserve">Equivalent ratio — </w:t>
+      </w:r>
       <w:r>
         <w:rPr>
           <w:sz w:val="20"/>
           <w:szCs w:val="20"/>
         </w:rPr>
-        <w:t xml:space="preserve">D)  12</w:t>
-      </w:r>
-    </w:p>
-    <w:p>
-      <w:pPr>
-        <w:spacing w:after="20" w:before="50"/>
+        <w:t xml:space="preserve">Two ratios that mean the same thing, like 1:2 and 2:4.</w:t>
+      </w:r>
+      <w:r>
+        <w:rPr>
+          <w:i/>
+          <w:iCs/>
+          <w:color w:val="5F6F80"/>
+          <w:sz w:val="18"/>
+          <w:szCs w:val="18"/>
+        </w:rPr>
+        <w:br/>
+        <w:t xml:space="preserve">Razón equivalente — Dos razones que significan lo mismo, como 1:2 y 2:4.</w:t>
+      </w:r>
+    </w:p>
+    <w:p>
+      <w:pPr>
+        <w:spacing w:after="60"/>
       </w:pPr>
       <w:r>
         <w:rPr>
           <w:b/>
           <w:bCs/>
           <w:color w:val="1FA6A2"/>
-          <w:sz w:val="21"/>
-          <w:szCs w:val="21"/>
-        </w:rPr>
-        <w:t xml:space="preserve">Step 1:  </w:t>
-      </w:r>
-      <w:r>
-        <w:rPr>
-          <w:sz w:val="21"/>
-          <w:szCs w:val="21"/>
-        </w:rPr>
-        <w:t xml:space="preserve">The scale factor is 15 ÷ 5 = 3.</w:t>
-      </w:r>
-    </w:p>
-    <w:p>
-      <w:pPr>
-        <w:spacing w:after="20" w:before="50"/>
+          <w:sz w:val="22"/>
+          <w:szCs w:val="22"/>
+        </w:rPr>
+        <w:t xml:space="preserve">☐  </w:t>
+      </w:r>
+      <w:r>
+        <w:rPr>
+          <w:b/>
+          <w:bCs/>
+          <w:color w:val="12355B"/>
+          <w:sz w:val="20"/>
+          <w:szCs w:val="20"/>
+        </w:rPr>
+        <w:t xml:space="preserve">Scale factor — </w:t>
+      </w:r>
+      <w:r>
+        <w:rPr>
+          <w:sz w:val="20"/>
+          <w:szCs w:val="20"/>
+        </w:rPr>
+        <w:t xml:space="preserve">The number you multiply both parts of a ratio by to get an equal ratio.</w:t>
+      </w:r>
+      <w:r>
+        <w:rPr>
+          <w:i/>
+          <w:iCs/>
+          <w:color w:val="5F6F80"/>
+          <w:sz w:val="18"/>
+          <w:szCs w:val="18"/>
+        </w:rPr>
+        <w:br/>
+        <w:t xml:space="preserve">Factor de escala — El número por el que multiplicas ambas partes de una razón para obtener una razón igual.</w:t>
+      </w:r>
+    </w:p>
+    <w:p>
+      <w:pPr>
+        <w:spacing w:after="60"/>
       </w:pPr>
       <w:r>
         <w:rPr>
           <w:b/>
           <w:bCs/>
           <w:color w:val="1FA6A2"/>
-          <w:sz w:val="21"/>
-          <w:szCs w:val="21"/>
-        </w:rPr>
-        <w:t xml:space="preserve">Step 2:  </w:t>
-      </w:r>
-      <w:r>
-        <w:rPr>
-          <w:sz w:val="21"/>
-          <w:szCs w:val="21"/>
-        </w:rPr>
-        <w:t xml:space="preserve">Multiply the eggs by 3: 3 × 3 = 9 eggs.</w:t>
-      </w:r>
-    </w:p>
-    <w:p>
-      <w:pPr>
-        <w:spacing w:after="40" w:before="60"/>
-      </w:pPr>
-      <w:r>
-        <w:rPr>
-          <w:b/>
-          <w:bCs/>
-          <w:color w:val="12355B"/>
-          <w:sz w:val="21"/>
-          <w:szCs w:val="21"/>
-        </w:rPr>
-        <w:t xml:space="preserve">Answer:  </w:t>
-      </w:r>
-      <w:r>
-        <w:rPr>
-          <w:b/>
-          <w:bCs/>
-          <w:sz w:val="21"/>
-          <w:szCs w:val="21"/>
-        </w:rPr>
-        <w:t xml:space="preserve">A. 9</w:t>
-      </w:r>
-    </w:p>
-    <w:p>
-      <w:pPr>
-        <w:pStyle w:val="Heading1"/>
-        <w:pageBreakBefore/>
-        <w:pBdr>
-          <w:bottom w:val="single" w:color="1FA6A2" w:sz="14" w:space="6"/>
-        </w:pBdr>
-        <w:spacing w:after="140" w:before="0"/>
-      </w:pPr>
-      <w:r>
-        <w:rPr>
-          <w:b/>
-          <w:bCs/>
-          <w:color w:val="12355B"/>
-          <w:sz w:val="30"/>
-          <w:szCs w:val="30"/>
-        </w:rPr>
-        <w:t xml:space="preserve">Guided Practice</w:t>
-      </w:r>
-    </w:p>
+          <w:sz w:val="22"/>
+          <w:szCs w:val="22"/>
+        </w:rPr>
+        <w:t xml:space="preserve">☐  </w:t>
+      </w:r>
+      <w:r>
+        <w:rPr>
+          <w:b/>
+          <w:bCs/>
+          <w:color w:val="12355B"/>
+          <w:sz w:val="20"/>
+          <w:szCs w:val="20"/>
+        </w:rPr>
+        <w:t xml:space="preserve">Pattern — </w:t>
+      </w:r>
+      <w:r>
+        <w:rPr>
+          <w:sz w:val="20"/>
+          <w:szCs w:val="20"/>
+        </w:rPr>
+        <w:t xml:space="preserve">A rule that numbers follow again and again.</w:t>
+      </w:r>
+      <w:r>
+        <w:rPr>
+          <w:i/>
+          <w:iCs/>
+          <w:color w:val="5F6F80"/>
+          <w:sz w:val="18"/>
+          <w:szCs w:val="18"/>
+        </w:rPr>
+        <w:br/>
+        <w:t xml:space="preserve">Patrón — Una regla que los números siguen una y otra vez.</w:t>
+      </w:r>
+    </w:p>
+    <w:p>
+      <w:pPr>
+        <w:spacing w:after="60"/>
+      </w:pPr>
+      <w:r>
+        <w:rPr>
+          <w:b/>
+          <w:bCs/>
+          <w:color w:val="1FA6A2"/>
+          <w:sz w:val="22"/>
+          <w:szCs w:val="22"/>
+        </w:rPr>
+        <w:t xml:space="preserve">☐  </w:t>
+      </w:r>
+      <w:r>
+        <w:rPr>
+          <w:b/>
+          <w:bCs/>
+          <w:color w:val="12355B"/>
+          <w:sz w:val="20"/>
+          <w:szCs w:val="20"/>
+        </w:rPr>
+        <w:t xml:space="preserve">Additive pattern — </w:t>
+      </w:r>
+      <w:r>
+        <w:rPr>
+          <w:sz w:val="20"/>
+          <w:szCs w:val="20"/>
+        </w:rPr>
+        <w:t xml:space="preserve">Adding the same amount to both parts of a ratio table to make new rows.</w:t>
+      </w:r>
+      <w:r>
+        <w:rPr>
+          <w:i/>
+          <w:iCs/>
+          <w:color w:val="5F6F80"/>
+          <w:sz w:val="18"/>
+          <w:szCs w:val="18"/>
+        </w:rPr>
+        <w:br/>
+        <w:t xml:space="preserve">Patrón aditivo — Sumar la misma cantidad a ambas partes de una tabla de razones para hacer filas nuevas.</w:t>
+      </w:r>
+    </w:p>
+    <w:tbl>
+      <w:tblPr>
+        <w:tblW w:type="pct" w:w="100%"/>
+        <w:tblBorders>
+          <w:top w:val="single" w:color="1FA6A2" w:sz="8"/>
+          <w:left w:val="single" w:color="1FA6A2" w:sz="8"/>
+          <w:bottom w:val="single" w:color="1FA6A2" w:sz="8"/>
+          <w:right w:val="single" w:color="1FA6A2" w:sz="8"/>
+          <w:insideH w:val="single" w:color="auto" w:sz="4"/>
+          <w:insideV w:val="single" w:color="auto" w:sz="4"/>
+        </w:tblBorders>
+      </w:tblPr>
+      <w:tblGrid>
+        <w:gridCol w:w="100"/>
+      </w:tblGrid>
+      <w:tr>
+        <w:tc>
+          <w:tcPr>
+            <w:shd w:fill="F7FFFD" w:color="auto" w:val="clear"/>
+            <w:tcMar>
+              <w:top w:type="dxa" w:w="120"/>
+              <w:left w:type="dxa" w:w="180"/>
+              <w:bottom w:type="dxa" w:w="120"/>
+              <w:right w:type="dxa" w:w="180"/>
+            </w:tcMar>
+          </w:tcPr>
+          <w:p>
+            <w:pPr>
+              <w:spacing w:after="50"/>
+            </w:pPr>
+            <w:r>
+              <w:rPr>
+                <w:b/>
+                <w:bCs/>
+                <w:color w:val="1FA6A2"/>
+                <w:sz w:val="20"/>
+                <w:szCs w:val="20"/>
+              </w:rPr>
+              <w:t xml:space="preserve">Say it first:  </w:t>
+            </w:r>
+            <w:r>
+              <w:rPr>
+                <w:sz w:val="20"/>
+                <w:szCs w:val="20"/>
+              </w:rPr>
+              <w:t xml:space="preserve">Say your idea to a partner or quietly to yourself before you write.</w:t>
+            </w:r>
+          </w:p>
+          <w:p>
+            <w:pPr>
+              <w:spacing w:after="60"/>
+            </w:pPr>
+            <w:r>
+              <w:rPr>
+                <w:color w:val="1A2733"/>
+                <w:sz w:val="21"/>
+                <w:szCs w:val="21"/>
+              </w:rPr>
+              <w:t xml:space="preserve">I multiplied both numbers by ___ to get ___.</w:t>
+            </w:r>
+            <w:r>
+              <w:rPr>
+                <w:i/>
+                <w:iCs/>
+                <w:color w:val="5F6F80"/>
+                <w:sz w:val="19"/>
+                <w:szCs w:val="19"/>
+              </w:rPr>
+              <w:br/>
+              <w:t xml:space="preserve">Multipliqué ambos números por ___ para obtener ___.</w:t>
+            </w:r>
+          </w:p>
+        </w:tc>
+      </w:tr>
+    </w:tbl>
     <w:p>
       <w:pPr>
         <w:pStyle w:val="Heading2"/>
@@ -1607,181 +1695,17 @@
           <w:sz w:val="24"/>
           <w:szCs w:val="24"/>
         </w:rPr>
-        <w:t xml:space="preserve">Solve Together</w:t>
+        <w:t xml:space="preserve">3. Build Your Explanation</w:t>
       </w:r>
       <w:r>
         <w:rPr>
           <w:i/>
           <w:iCs/>
-          <w:color w:val="6B4FA0"/>
+          <w:color w:val="B97A12"/>
           <w:sz w:val="19"/>
           <w:szCs w:val="19"/>
         </w:rPr>
-        <w:t xml:space="preserve">   We Do — work with your class</w:t>
-      </w:r>
-    </w:p>
-    <w:p>
-      <w:pPr>
-        <w:keepNext/>
-        <w:spacing w:after="40" w:before="40"/>
-      </w:pPr>
-      <w:r>
-        <w:rPr>
-          <w:b/>
-          <w:bCs/>
-          <w:color w:val="12355B"/>
-          <w:sz w:val="21"/>
-          <w:szCs w:val="21"/>
-        </w:rPr>
-        <w:t xml:space="preserve">Problem:  </w:t>
-      </w:r>
-      <w:r>
-        <w:rPr>
-          <w:sz w:val="21"/>
-          <w:szCs w:val="21"/>
-        </w:rPr>
-        <w:t xml:space="preserve">Which row does NOT belong in a ratio table for 4:5?</w:t>
-      </w:r>
-    </w:p>
-    <w:p>
-      <w:pPr>
-        <w:spacing w:after="30"/>
-        <w:ind w:left="420"/>
-      </w:pPr>
-      <w:r>
-        <w:rPr>
-          <w:sz w:val="20"/>
-          <w:szCs w:val="20"/>
-        </w:rPr>
-        <w:t xml:space="preserve">A)  6:10</w:t>
-      </w:r>
-    </w:p>
-    <w:p>
-      <w:pPr>
-        <w:spacing w:after="30"/>
-        <w:ind w:left="420"/>
-      </w:pPr>
-      <w:r>
-        <w:rPr>
-          <w:sz w:val="20"/>
-          <w:szCs w:val="20"/>
-        </w:rPr>
-        <w:t xml:space="preserve">B)  8:10</w:t>
-      </w:r>
-    </w:p>
-    <w:p>
-      <w:pPr>
-        <w:spacing w:after="30"/>
-        <w:ind w:left="420"/>
-      </w:pPr>
-      <w:r>
-        <w:rPr>
-          <w:sz w:val="20"/>
-          <w:szCs w:val="20"/>
-        </w:rPr>
-        <w:t xml:space="preserve">C)  12:15</w:t>
-      </w:r>
-    </w:p>
-    <w:p>
-      <w:pPr>
-        <w:spacing w:after="30"/>
-        <w:ind w:left="420"/>
-      </w:pPr>
-      <w:r>
-        <w:rPr>
-          <w:sz w:val="20"/>
-          <w:szCs w:val="20"/>
-        </w:rPr>
-        <w:t xml:space="preserve">D)  16:20</w:t>
-      </w:r>
-    </w:p>
-    <w:p>
-      <w:pPr>
-        <w:keepNext/>
-        <w:spacing w:after="0" w:before="50"/>
-      </w:pPr>
-      <w:r>
-        <w:rPr>
-          <w:b/>
-          <w:bCs/>
-          <w:color w:val="6B4FA0"/>
-          <w:sz w:val="21"/>
-          <w:szCs w:val="21"/>
-        </w:rPr>
-        <w:t xml:space="preserve">Step 1:</w:t>
-      </w:r>
-    </w:p>
-    <w:p>
-      <w:pPr>
-        <w:pBdr>
-          <w:bottom w:val="single" w:color="AFBECC" w:sz="6"/>
-        </w:pBdr>
-        <w:spacing w:after="30" w:before="150"/>
-      </w:pPr>
-      <w:r>
-        <w:t xml:space="preserve"/>
-      </w:r>
-    </w:p>
-    <w:p>
-      <w:pPr>
-        <w:keepNext/>
-        <w:spacing w:after="0" w:before="50"/>
-      </w:pPr>
-      <w:r>
-        <w:rPr>
-          <w:b/>
-          <w:bCs/>
-          <w:color w:val="6B4FA0"/>
-          <w:sz w:val="21"/>
-          <w:szCs w:val="21"/>
-        </w:rPr>
-        <w:t xml:space="preserve">Step 2:</w:t>
-      </w:r>
-    </w:p>
-    <w:p>
-      <w:pPr>
-        <w:pBdr>
-          <w:bottom w:val="single" w:color="AFBECC" w:sz="6"/>
-        </w:pBdr>
-        <w:spacing w:after="30" w:before="150"/>
-      </w:pPr>
-      <w:r>
-        <w:t xml:space="preserve"/>
-      </w:r>
-    </w:p>
-    <w:p>
-      <w:pPr>
-        <w:keepNext/>
-        <w:spacing w:after="0" w:before="60"/>
-      </w:pPr>
-      <w:r>
-        <w:rPr>
-          <w:b/>
-          <w:bCs/>
-          <w:color w:val="12355B"/>
-          <w:sz w:val="21"/>
-          <w:szCs w:val="21"/>
-        </w:rPr>
-        <w:t xml:space="preserve">Answer:</w:t>
-      </w:r>
-    </w:p>
-    <w:p>
-      <w:pPr>
-        <w:pBdr>
-          <w:bottom w:val="single" w:color="AFBECC" w:sz="6"/>
-        </w:pBdr>
-        <w:spacing w:after="30" w:before="150"/>
-      </w:pPr>
-      <w:r>
-        <w:t xml:space="preserve"/>
-      </w:r>
-    </w:p>
-    <w:p>
-      <w:pPr>
-        <w:spacing w:after="80"/>
-      </w:pPr>
-      <w:r>
-        <w:t xml:space="preserve"/>
+        <w:t xml:space="preserve">   choose your support</w:t>
       </w:r>
     </w:p>
     <w:tbl>
@@ -1812,6 +1736,1378 @@
           </w:tcPr>
           <w:p>
             <w:pPr>
+              <w:spacing w:after="50"/>
+            </w:pPr>
+            <w:r>
+              <w:rPr>
+                <w:i/>
+                <w:iCs/>
+                <w:color w:val="5F6F80"/>
+                <w:sz w:val="19"/>
+                <w:szCs w:val="19"/>
+              </w:rPr>
+              <w:t xml:space="preserve">This model shows the parts of an explanation. It does not answer your writing question.</w:t>
+            </w:r>
+          </w:p>
+          <w:p>
+            <w:pPr>
+              <w:spacing w:after="80"/>
+            </w:pPr>
+            <w:r>
+              <w:rPr>
+                <w:b/>
+                <w:bCs/>
+                <w:color w:val="12355B"/>
+                <w:sz w:val="19"/>
+                <w:szCs w:val="19"/>
+              </w:rPr>
+              <w:t xml:space="preserve">Claim:  </w:t>
+            </w:r>
+            <w:r>
+              <w:rPr>
+                <w:sz w:val="19"/>
+                <w:szCs w:val="19"/>
+              </w:rPr>
+              <w:t xml:space="preserve">When the recipe gets 4 times bigger, both the mix and the milk get 4 times bigger.</w:t>
+            </w:r>
+          </w:p>
+          <w:p>
+            <w:pPr>
+              <w:spacing w:after="80"/>
+            </w:pPr>
+            <w:r>
+              <w:rPr>
+                <w:b/>
+                <w:bCs/>
+                <w:color w:val="12355B"/>
+                <w:sz w:val="19"/>
+                <w:szCs w:val="19"/>
+              </w:rPr>
+              <w:t xml:space="preserve">Evidence:  </w:t>
+            </w:r>
+            <w:r>
+              <w:rPr>
+                <w:sz w:val="19"/>
+                <w:szCs w:val="19"/>
+              </w:rPr>
+              <w:t xml:space="preserve">A strong answer says BOTH quantities are multiplied by the same number (4), so 2:3 becomes 8:12, keeping the ratio equivalent.</w:t>
+            </w:r>
+          </w:p>
+          <w:p>
+            <w:pPr>
+              <w:spacing w:after="80"/>
+            </w:pPr>
+            <w:r>
+              <w:rPr>
+                <w:b/>
+                <w:bCs/>
+                <w:color w:val="12355B"/>
+                <w:sz w:val="19"/>
+                <w:szCs w:val="19"/>
+              </w:rPr>
+              <w:t xml:space="preserve">Reasoning:  </w:t>
+            </w:r>
+            <w:r>
+              <w:rPr>
+                <w:sz w:val="19"/>
+                <w:szCs w:val="19"/>
+              </w:rPr>
+              <w:t xml:space="preserve">This evidence connects the definition of ratio table to the mathematical claim.</w:t>
+            </w:r>
+          </w:p>
+        </w:tc>
+      </w:tr>
+    </w:tbl>
+    <w:p>
+      <w:pPr>
+        <w:pStyle w:val="Heading2"/>
+        <w:spacing w:after="80" w:before="180"/>
+      </w:pPr>
+      <w:r>
+        <w:rPr>
+          <w:b/>
+          <w:bCs/>
+          <w:color w:val="12355B"/>
+          <w:sz w:val="24"/>
+          <w:szCs w:val="24"/>
+        </w:rPr>
+        <w:t xml:space="preserve">Start</w:t>
+      </w:r>
+      <w:r>
+        <w:rPr>
+          <w:i/>
+          <w:iCs/>
+          <w:color w:val="1FA6A2"/>
+          <w:sz w:val="19"/>
+          <w:szCs w:val="19"/>
+        </w:rPr>
+        <w:t xml:space="preserve">   Most language support</w:t>
+      </w:r>
+    </w:p>
+    <w:p>
+      <w:pPr>
+        <w:spacing w:after="60"/>
+      </w:pPr>
+      <w:r>
+        <w:rPr>
+          <w:color w:val="1A2733"/>
+          <w:sz w:val="21"/>
+          <w:szCs w:val="21"/>
+        </w:rPr>
+        <w:t xml:space="preserve">Complete the frames. Use the word bank.</w:t>
+      </w:r>
+      <w:r>
+        <w:rPr>
+          <w:i/>
+          <w:iCs/>
+          <w:color w:val="5F6F80"/>
+          <w:sz w:val="19"/>
+          <w:szCs w:val="19"/>
+        </w:rPr>
+        <w:br/>
+        <w:t xml:space="preserve">Completa las oraciones. Usa el banco de palabras.</w:t>
+      </w:r>
+    </w:p>
+    <w:p>
+      <w:pPr>
+        <w:spacing w:after="60"/>
+      </w:pPr>
+      <w:r>
+        <w:rPr>
+          <w:color w:val="1A2733"/>
+          <w:sz w:val="21"/>
+          <w:szCs w:val="21"/>
+        </w:rPr>
+        <w:t xml:space="preserve">I multiplied both numbers by ___ to get ___.</w:t>
+      </w:r>
+      <w:r>
+        <w:rPr>
+          <w:i/>
+          <w:iCs/>
+          <w:color w:val="5F6F80"/>
+          <w:sz w:val="19"/>
+          <w:szCs w:val="19"/>
+        </w:rPr>
+        <w:br/>
+        <w:t xml:space="preserve">Multipliqué ambos números por ___ para obtener ___.</w:t>
+      </w:r>
+    </w:p>
+    <w:p>
+      <w:pPr>
+        <w:spacing w:after="60"/>
+      </w:pPr>
+      <w:r>
+        <w:rPr>
+          <w:color w:val="1A2733"/>
+          <w:sz w:val="21"/>
+          <w:szCs w:val="21"/>
+        </w:rPr>
+        <w:t xml:space="preserve">The ratios are equivalent because ___.</w:t>
+      </w:r>
+      <w:r>
+        <w:rPr>
+          <w:i/>
+          <w:iCs/>
+          <w:color w:val="5F6F80"/>
+          <w:sz w:val="19"/>
+          <w:szCs w:val="19"/>
+        </w:rPr>
+        <w:br/>
+        <w:t xml:space="preserve">Las razones son equivalentes porque ___.</w:t>
+      </w:r>
+    </w:p>
+    <w:tbl>
+      <w:tblPr>
+        <w:tblW w:type="pct" w:w="100%"/>
+        <w:tblBorders>
+          <w:top w:val="single" w:color="C7D2DD" w:sz="6"/>
+          <w:left w:val="single" w:color="C7D2DD" w:sz="6"/>
+          <w:bottom w:val="single" w:color="C7D2DD" w:sz="6"/>
+          <w:right w:val="single" w:color="C7D2DD" w:sz="6"/>
+          <w:insideH w:val="single" w:color="auto" w:sz="4"/>
+          <w:insideV w:val="single" w:color="auto" w:sz="4"/>
+        </w:tblBorders>
+      </w:tblPr>
+      <w:tblGrid>
+        <w:gridCol w:w="100"/>
+      </w:tblGrid>
+      <w:tr>
+        <w:tc>
+          <w:tcPr>
+            <w:shd w:fill="FBF3E2" w:color="auto" w:val="clear"/>
+            <w:tcMar>
+              <w:top w:type="dxa" w:w="60"/>
+              <w:left w:type="dxa" w:w="120"/>
+              <w:bottom w:type="dxa" w:w="60"/>
+              <w:right w:type="dxa" w:w="120"/>
+            </w:tcMar>
+          </w:tcPr>
+          <w:p>
+            <w:pPr>
+              <w:spacing w:after="0" w:line="320"/>
+            </w:pPr>
+            <w:r>
+              <w:t xml:space="preserve"/>
+            </w:r>
+          </w:p>
+          <w:p>
+            <w:pPr>
+              <w:spacing w:after="0" w:line="320"/>
+            </w:pPr>
+            <w:r>
+              <w:t xml:space="preserve"/>
+            </w:r>
+          </w:p>
+          <w:p>
+            <w:pPr>
+              <w:spacing w:after="0" w:line="320"/>
+            </w:pPr>
+            <w:r>
+              <w:t xml:space="preserve"/>
+            </w:r>
+          </w:p>
+        </w:tc>
+      </w:tr>
+    </w:tbl>
+    <w:p>
+      <w:pPr>
+        <w:pStyle w:val="Heading2"/>
+        <w:spacing w:after="80" w:before="180"/>
+      </w:pPr>
+      <w:r>
+        <w:rPr>
+          <w:b/>
+          <w:bCs/>
+          <w:color w:val="12355B"/>
+          <w:sz w:val="24"/>
+          <w:szCs w:val="24"/>
+        </w:rPr>
+        <w:t xml:space="preserve">Build</w:t>
+      </w:r>
+      <w:r>
+        <w:rPr>
+          <w:i/>
+          <w:iCs/>
+          <w:color w:val="B97A12"/>
+          <w:sz w:val="19"/>
+          <w:szCs w:val="19"/>
+        </w:rPr>
+        <w:t xml:space="preserve">   Some language support</w:t>
+      </w:r>
+    </w:p>
+    <w:p>
+      <w:pPr>
+        <w:spacing w:after="60"/>
+      </w:pPr>
+      <w:r>
+        <w:rPr>
+          <w:color w:val="1A2733"/>
+          <w:sz w:val="21"/>
+          <w:szCs w:val="21"/>
+        </w:rPr>
+        <w:t xml:space="preserve">Write two connected sentences. Use because, so, or but.</w:t>
+      </w:r>
+      <w:r>
+        <w:rPr>
+          <w:i/>
+          <w:iCs/>
+          <w:color w:val="5F6F80"/>
+          <w:sz w:val="19"/>
+          <w:szCs w:val="19"/>
+        </w:rPr>
+        <w:br/>
+        <w:t xml:space="preserve">Escribe dos oraciones conectadas. Usa porque, entonces o pero.</w:t>
+      </w:r>
+    </w:p>
+    <w:p>
+      <w:pPr>
+        <w:spacing w:after="60"/>
+      </w:pPr>
+      <w:r>
+        <w:rPr>
+          <w:color w:val="1A2733"/>
+          <w:sz w:val="21"/>
+          <w:szCs w:val="21"/>
+        </w:rPr>
+        <w:t xml:space="preserve">My claim is ___.</w:t>
+      </w:r>
+      <w:r>
+        <w:rPr>
+          <w:i/>
+          <w:iCs/>
+          <w:color w:val="5F6F80"/>
+          <w:sz w:val="19"/>
+          <w:szCs w:val="19"/>
+        </w:rPr>
+        <w:br/>
+        <w:t xml:space="preserve">Mi afirmación es ___.</w:t>
+      </w:r>
+    </w:p>
+    <w:p>
+      <w:pPr>
+        <w:spacing w:after="60"/>
+      </w:pPr>
+      <w:r>
+        <w:rPr>
+          <w:color w:val="1A2733"/>
+          <w:sz w:val="21"/>
+          <w:szCs w:val="21"/>
+        </w:rPr>
+        <w:t xml:space="preserve">I know because ___.</w:t>
+      </w:r>
+      <w:r>
+        <w:rPr>
+          <w:i/>
+          <w:iCs/>
+          <w:color w:val="5F6F80"/>
+          <w:sz w:val="19"/>
+          <w:szCs w:val="19"/>
+        </w:rPr>
+        <w:br/>
+        <w:t xml:space="preserve">Lo sé porque ___.</w:t>
+      </w:r>
+    </w:p>
+    <w:p>
+      <w:pPr>
+        <w:spacing w:after="60"/>
+      </w:pPr>
+      <w:r>
+        <w:rPr>
+          <w:color w:val="1A2733"/>
+          <w:sz w:val="21"/>
+          <w:szCs w:val="21"/>
+        </w:rPr>
+        <w:t xml:space="preserve">So ___.</w:t>
+      </w:r>
+      <w:r>
+        <w:rPr>
+          <w:i/>
+          <w:iCs/>
+          <w:color w:val="5F6F80"/>
+          <w:sz w:val="19"/>
+          <w:szCs w:val="19"/>
+        </w:rPr>
+        <w:br/>
+        <w:t xml:space="preserve">Entonces ___.</w:t>
+      </w:r>
+    </w:p>
+    <w:tbl>
+      <w:tblPr>
+        <w:tblW w:type="pct" w:w="100%"/>
+        <w:tblBorders>
+          <w:top w:val="single" w:color="C7D2DD" w:sz="6"/>
+          <w:left w:val="single" w:color="C7D2DD" w:sz="6"/>
+          <w:bottom w:val="single" w:color="C7D2DD" w:sz="6"/>
+          <w:right w:val="single" w:color="C7D2DD" w:sz="6"/>
+          <w:insideH w:val="single" w:color="auto" w:sz="4"/>
+          <w:insideV w:val="single" w:color="auto" w:sz="4"/>
+        </w:tblBorders>
+      </w:tblPr>
+      <w:tblGrid>
+        <w:gridCol w:w="100"/>
+      </w:tblGrid>
+      <w:tr>
+        <w:tc>
+          <w:tcPr>
+            <w:shd w:fill="FBF3E2" w:color="auto" w:val="clear"/>
+            <w:tcMar>
+              <w:top w:type="dxa" w:w="60"/>
+              <w:left w:type="dxa" w:w="120"/>
+              <w:bottom w:type="dxa" w:w="60"/>
+              <w:right w:type="dxa" w:w="120"/>
+            </w:tcMar>
+          </w:tcPr>
+          <w:p>
+            <w:pPr>
+              <w:spacing w:after="0" w:line="320"/>
+            </w:pPr>
+            <w:r>
+              <w:t xml:space="preserve"/>
+            </w:r>
+          </w:p>
+          <w:p>
+            <w:pPr>
+              <w:spacing w:after="0" w:line="320"/>
+            </w:pPr>
+            <w:r>
+              <w:t xml:space="preserve"/>
+            </w:r>
+          </w:p>
+          <w:p>
+            <w:pPr>
+              <w:spacing w:after="0" w:line="320"/>
+            </w:pPr>
+            <w:r>
+              <w:t xml:space="preserve"/>
+            </w:r>
+          </w:p>
+        </w:tc>
+      </w:tr>
+    </w:tbl>
+    <w:p>
+      <w:pPr>
+        <w:pStyle w:val="Heading2"/>
+        <w:spacing w:after="80" w:before="180"/>
+      </w:pPr>
+      <w:r>
+        <w:rPr>
+          <w:b/>
+          <w:bCs/>
+          <w:color w:val="12355B"/>
+          <w:sz w:val="24"/>
+          <w:szCs w:val="24"/>
+        </w:rPr>
+        <w:t xml:space="preserve">Explain</w:t>
+      </w:r>
+      <w:r>
+        <w:rPr>
+          <w:i/>
+          <w:iCs/>
+          <w:color w:val="B97A12"/>
+          <w:sz w:val="19"/>
+          <w:szCs w:val="19"/>
+        </w:rPr>
+        <w:t xml:space="preserve">   Light language support</w:t>
+      </w:r>
+    </w:p>
+    <w:p>
+      <w:pPr>
+        <w:spacing w:after="60"/>
+      </w:pPr>
+      <w:r>
+        <w:rPr>
+          <w:color w:val="1A2733"/>
+          <w:sz w:val="21"/>
+          <w:szCs w:val="21"/>
+        </w:rPr>
+        <w:t xml:space="preserve">Write a claim, give math evidence, and explain your reasoning.</w:t>
+      </w:r>
+      <w:r>
+        <w:rPr>
+          <w:i/>
+          <w:iCs/>
+          <w:color w:val="5F6F80"/>
+          <w:sz w:val="19"/>
+          <w:szCs w:val="19"/>
+        </w:rPr>
+        <w:br/>
+        <w:t xml:space="preserve">Escribe una afirmación, da evidencia matemática y explica tu razonamiento.</w:t>
+      </w:r>
+    </w:p>
+    <w:p>
+      <w:pPr>
+        <w:spacing w:after="60"/>
+      </w:pPr>
+      <w:r>
+        <w:rPr>
+          <w:color w:val="1A2733"/>
+          <w:sz w:val="21"/>
+          <w:szCs w:val="21"/>
+        </w:rPr>
+        <w:t xml:space="preserve">My claim is ___.</w:t>
+      </w:r>
+      <w:r>
+        <w:rPr>
+          <w:i/>
+          <w:iCs/>
+          <w:color w:val="5F6F80"/>
+          <w:sz w:val="19"/>
+          <w:szCs w:val="19"/>
+        </w:rPr>
+        <w:br/>
+        <w:t xml:space="preserve">Mi afirmación es ___.</w:t>
+      </w:r>
+    </w:p>
+    <w:p>
+      <w:pPr>
+        <w:spacing w:after="60"/>
+      </w:pPr>
+      <w:r>
+        <w:rPr>
+          <w:color w:val="1A2733"/>
+          <w:sz w:val="21"/>
+          <w:szCs w:val="21"/>
+        </w:rPr>
+        <w:t xml:space="preserve">My math evidence is ___.</w:t>
+      </w:r>
+      <w:r>
+        <w:rPr>
+          <w:i/>
+          <w:iCs/>
+          <w:color w:val="5F6F80"/>
+          <w:sz w:val="19"/>
+          <w:szCs w:val="19"/>
+        </w:rPr>
+        <w:br/>
+        <w:t xml:space="preserve">Mi evidencia matemática es ___.</w:t>
+      </w:r>
+    </w:p>
+    <w:p>
+      <w:pPr>
+        <w:spacing w:after="60"/>
+      </w:pPr>
+      <w:r>
+        <w:rPr>
+          <w:color w:val="1A2733"/>
+          <w:sz w:val="21"/>
+          <w:szCs w:val="21"/>
+        </w:rPr>
+        <w:t xml:space="preserve">This proves ___ because ___.</w:t>
+      </w:r>
+      <w:r>
+        <w:rPr>
+          <w:i/>
+          <w:iCs/>
+          <w:color w:val="5F6F80"/>
+          <w:sz w:val="19"/>
+          <w:szCs w:val="19"/>
+        </w:rPr>
+        <w:br/>
+        <w:t xml:space="preserve">Esto demuestra ___ porque ___.</w:t>
+      </w:r>
+    </w:p>
+    <w:tbl>
+      <w:tblPr>
+        <w:tblW w:type="pct" w:w="100%"/>
+        <w:tblBorders>
+          <w:top w:val="single" w:color="C7D2DD" w:sz="6"/>
+          <w:left w:val="single" w:color="C7D2DD" w:sz="6"/>
+          <w:bottom w:val="single" w:color="C7D2DD" w:sz="6"/>
+          <w:right w:val="single" w:color="C7D2DD" w:sz="6"/>
+          <w:insideH w:val="single" w:color="auto" w:sz="4"/>
+          <w:insideV w:val="single" w:color="auto" w:sz="4"/>
+        </w:tblBorders>
+      </w:tblPr>
+      <w:tblGrid>
+        <w:gridCol w:w="100"/>
+      </w:tblGrid>
+      <w:tr>
+        <w:tc>
+          <w:tcPr>
+            <w:shd w:fill="FBF3E2" w:color="auto" w:val="clear"/>
+            <w:tcMar>
+              <w:top w:type="dxa" w:w="60"/>
+              <w:left w:type="dxa" w:w="120"/>
+              <w:bottom w:type="dxa" w:w="60"/>
+              <w:right w:type="dxa" w:w="120"/>
+            </w:tcMar>
+          </w:tcPr>
+          <w:p>
+            <w:pPr>
+              <w:spacing w:after="0" w:line="320"/>
+            </w:pPr>
+            <w:r>
+              <w:t xml:space="preserve"/>
+            </w:r>
+          </w:p>
+          <w:p>
+            <w:pPr>
+              <w:spacing w:after="0" w:line="320"/>
+            </w:pPr>
+            <w:r>
+              <w:t xml:space="preserve"/>
+            </w:r>
+          </w:p>
+          <w:p>
+            <w:pPr>
+              <w:spacing w:after="0" w:line="320"/>
+            </w:pPr>
+            <w:r>
+              <w:t xml:space="preserve"/>
+            </w:r>
+          </w:p>
+          <w:p>
+            <w:pPr>
+              <w:spacing w:after="0" w:line="320"/>
+            </w:pPr>
+            <w:r>
+              <w:t xml:space="preserve"/>
+            </w:r>
+          </w:p>
+          <w:p>
+            <w:pPr>
+              <w:spacing w:after="0" w:line="320"/>
+            </w:pPr>
+            <w:r>
+              <w:t xml:space="preserve"/>
+            </w:r>
+          </w:p>
+        </w:tc>
+      </w:tr>
+    </w:tbl>
+    <w:p>
+      <w:pPr>
+        <w:pStyle w:val="Heading2"/>
+        <w:spacing w:after="80" w:before="180"/>
+      </w:pPr>
+      <w:r>
+        <w:rPr>
+          <w:b/>
+          <w:bCs/>
+          <w:color w:val="12355B"/>
+          <w:sz w:val="24"/>
+          <w:szCs w:val="24"/>
+        </w:rPr>
+        <w:t xml:space="preserve">4. Check Your Explanation</w:t>
+      </w:r>
+      <w:r>
+        <w:rPr>
+          <w:i/>
+          <w:iCs/>
+          <w:color w:val="1FA6A2"/>
+          <w:sz w:val="19"/>
+          <w:szCs w:val="19"/>
+        </w:rPr>
+        <w:t xml:space="preserve">   five quick checks</w:t>
+      </w:r>
+    </w:p>
+    <w:p>
+      <w:pPr>
+        <w:spacing w:after="80"/>
+      </w:pPr>
+      <w:r>
+        <w:rPr>
+          <w:b/>
+          <w:bCs/>
+          <w:color w:val="1FA6A2"/>
+          <w:sz w:val="22"/>
+          <w:szCs w:val="22"/>
+        </w:rPr>
+        <w:t xml:space="preserve">☐  </w:t>
+      </w:r>
+      <w:r>
+        <w:rPr>
+          <w:sz w:val="20"/>
+          <w:szCs w:val="20"/>
+        </w:rPr>
+        <w:t xml:space="preserve">I answered the question.</w:t>
+      </w:r>
+      <w:r>
+        <w:rPr>
+          <w:i/>
+          <w:iCs/>
+          <w:color w:val="5F6F80"/>
+          <w:sz w:val="18"/>
+          <w:szCs w:val="18"/>
+        </w:rPr>
+        <w:br/>
+        <w:t xml:space="preserve">Respondí la pregunta.</w:t>
+      </w:r>
+    </w:p>
+    <w:p>
+      <w:pPr>
+        <w:spacing w:after="80"/>
+      </w:pPr>
+      <w:r>
+        <w:rPr>
+          <w:b/>
+          <w:bCs/>
+          <w:color w:val="1FA6A2"/>
+          <w:sz w:val="22"/>
+          <w:szCs w:val="22"/>
+        </w:rPr>
+        <w:t xml:space="preserve">☐  </w:t>
+      </w:r>
+      <w:r>
+        <w:rPr>
+          <w:sz w:val="20"/>
+          <w:szCs w:val="20"/>
+        </w:rPr>
+        <w:t xml:space="preserve">I used math evidence: numbers, an equation, a model, or a comparison.</w:t>
+      </w:r>
+      <w:r>
+        <w:rPr>
+          <w:i/>
+          <w:iCs/>
+          <w:color w:val="5F6F80"/>
+          <w:sz w:val="18"/>
+          <w:szCs w:val="18"/>
+        </w:rPr>
+        <w:br/>
+        <w:t xml:space="preserve">Usé evidencia matemática: números, una ecuación, un modelo o una comparación.</w:t>
+      </w:r>
+    </w:p>
+    <w:p>
+      <w:pPr>
+        <w:spacing w:after="80"/>
+      </w:pPr>
+      <w:r>
+        <w:rPr>
+          <w:b/>
+          <w:bCs/>
+          <w:color w:val="1FA6A2"/>
+          <w:sz w:val="22"/>
+          <w:szCs w:val="22"/>
+        </w:rPr>
+        <w:t xml:space="preserve">☐  </w:t>
+      </w:r>
+      <w:r>
+        <w:rPr>
+          <w:sz w:val="20"/>
+          <w:szCs w:val="20"/>
+        </w:rPr>
+        <w:t xml:space="preserve">I explained how the evidence proves my answer.</w:t>
+      </w:r>
+      <w:r>
+        <w:rPr>
+          <w:i/>
+          <w:iCs/>
+          <w:color w:val="5F6F80"/>
+          <w:sz w:val="18"/>
+          <w:szCs w:val="18"/>
+        </w:rPr>
+        <w:br/>
+        <w:t xml:space="preserve">Expliqué cómo la evidencia demuestra mi respuesta.</w:t>
+      </w:r>
+    </w:p>
+    <w:p>
+      <w:pPr>
+        <w:spacing w:after="80"/>
+      </w:pPr>
+      <w:r>
+        <w:rPr>
+          <w:b/>
+          <w:bCs/>
+          <w:color w:val="1FA6A2"/>
+          <w:sz w:val="22"/>
+          <w:szCs w:val="22"/>
+        </w:rPr>
+        <w:t xml:space="preserve">☐  </w:t>
+      </w:r>
+      <w:r>
+        <w:rPr>
+          <w:sz w:val="20"/>
+          <w:szCs w:val="20"/>
+        </w:rPr>
+        <w:t xml:space="preserve">I used at least two math words.</w:t>
+      </w:r>
+      <w:r>
+        <w:rPr>
+          <w:i/>
+          <w:iCs/>
+          <w:color w:val="5F6F80"/>
+          <w:sz w:val="18"/>
+          <w:szCs w:val="18"/>
+        </w:rPr>
+        <w:br/>
+        <w:t xml:space="preserve">Usé por lo menos dos palabras matemáticas.</w:t>
+      </w:r>
+    </w:p>
+    <w:p>
+      <w:pPr>
+        <w:spacing w:after="80"/>
+      </w:pPr>
+      <w:r>
+        <w:rPr>
+          <w:b/>
+          <w:bCs/>
+          <w:color w:val="1FA6A2"/>
+          <w:sz w:val="22"/>
+          <w:szCs w:val="22"/>
+        </w:rPr>
+        <w:t xml:space="preserve">☐  </w:t>
+      </w:r>
+      <w:r>
+        <w:rPr>
+          <w:sz w:val="20"/>
+          <w:szCs w:val="20"/>
+        </w:rPr>
+        <w:t xml:space="preserve">I reread complete sentences and punctuation.</w:t>
+      </w:r>
+      <w:r>
+        <w:rPr>
+          <w:i/>
+          <w:iCs/>
+          <w:color w:val="5F6F80"/>
+          <w:sz w:val="18"/>
+          <w:szCs w:val="18"/>
+        </w:rPr>
+        <w:br/>
+        <w:t xml:space="preserve">Volví a leer mis oraciones completas y la puntuación.</w:t>
+      </w:r>
+    </w:p>
+    <w:p>
+      <w:pPr>
+        <w:pStyle w:val="Heading1"/>
+        <w:pageBreakBefore/>
+        <w:pBdr>
+          <w:bottom w:val="single" w:color="1FA6A2" w:sz="14" w:space="6"/>
+        </w:pBdr>
+        <w:spacing w:after="140" w:before="0"/>
+      </w:pPr>
+      <w:r>
+        <w:rPr>
+          <w:b/>
+          <w:bCs/>
+          <w:color w:val="12355B"/>
+          <w:sz w:val="30"/>
+          <w:szCs w:val="30"/>
+        </w:rPr>
+        <w:t xml:space="preserve">Worked Example</w:t>
+      </w:r>
+    </w:p>
+    <w:p>
+      <w:pPr>
+        <w:pStyle w:val="Heading2"/>
+        <w:spacing w:after="80" w:before="180"/>
+      </w:pPr>
+      <w:r>
+        <w:rPr>
+          <w:b/>
+          <w:bCs/>
+          <w:color w:val="12355B"/>
+          <w:sz w:val="24"/>
+          <w:szCs w:val="24"/>
+        </w:rPr>
+        <w:t xml:space="preserve">Watch &amp; Read</w:t>
+      </w:r>
+      <w:r>
+        <w:rPr>
+          <w:i/>
+          <w:iCs/>
+          <w:color w:val="1FA6A2"/>
+          <w:sz w:val="19"/>
+          <w:szCs w:val="19"/>
+        </w:rPr>
+        <w:t xml:space="preserve">   I Do — follow along with your teacher</w:t>
+      </w:r>
+    </w:p>
+    <w:tbl>
+      <w:tblPr>
+        <w:tblW w:type="pct" w:w="100%"/>
+        <w:tblBorders>
+          <w:top w:val="single" w:color="1FA6A2" w:sz="8"/>
+          <w:left w:val="single" w:color="1FA6A2" w:sz="8"/>
+          <w:bottom w:val="single" w:color="1FA6A2" w:sz="8"/>
+          <w:right w:val="single" w:color="1FA6A2" w:sz="8"/>
+          <w:insideH w:val="single" w:color="auto" w:sz="4"/>
+          <w:insideV w:val="single" w:color="auto" w:sz="4"/>
+        </w:tblBorders>
+      </w:tblPr>
+      <w:tblGrid>
+        <w:gridCol w:w="100"/>
+      </w:tblGrid>
+      <w:tr>
+        <w:tc>
+          <w:tcPr>
+            <w:shd w:fill="E6F4F3" w:color="auto" w:val="clear"/>
+            <w:tcMar>
+              <w:top w:type="dxa" w:w="120"/>
+              <w:left w:type="dxa" w:w="180"/>
+              <w:bottom w:type="dxa" w:w="120"/>
+              <w:right w:type="dxa" w:w="180"/>
+            </w:tcMar>
+          </w:tcPr>
+          <w:p>
+            <w:pPr>
+              <w:spacing w:after="0"/>
+            </w:pPr>
+            <w:r>
+              <w:rPr>
+                <w:sz w:val="21"/>
+                <w:szCs w:val="21"/>
+              </w:rPr>
+              <w:t xml:space="preserve">Chef Academy is hosting a pancake breakfast for the whole school! Chef Reyes's famous pancake batter uses 2 cups of mix for every 3 cups of milk. The team needs to scale the recipe to feed 4 times as many people. Can you help them build a ratio table to figure out how much of each ingredient they need?</w:t>
+            </w:r>
+          </w:p>
+        </w:tc>
+      </w:tr>
+    </w:tbl>
+    <w:p>
+      <w:pPr>
+        <w:spacing w:after="80"/>
+      </w:pPr>
+      <w:r>
+        <w:t xml:space="preserve"/>
+      </w:r>
+    </w:p>
+    <w:p>
+      <w:pPr>
+        <w:spacing w:after="50" w:before="60"/>
+      </w:pPr>
+      <w:r>
+        <w:rPr>
+          <w:b/>
+          <w:bCs/>
+          <w:color w:val="12355B"/>
+          <w:sz w:val="21"/>
+          <w:szCs w:val="21"/>
+        </w:rPr>
+        <w:t xml:space="preserve">Think about:</w:t>
+      </w:r>
+    </w:p>
+    <w:p>
+      <w:pPr>
+        <w:spacing w:after="40"/>
+        <w:ind w:left="300"/>
+      </w:pPr>
+      <w:r>
+        <w:rPr>
+          <w:sz w:val="20"/>
+          <w:szCs w:val="20"/>
+        </w:rPr>
+        <w:t xml:space="preserve">•  What two quantities are being compared in the recipe?</w:t>
+      </w:r>
+    </w:p>
+    <w:p>
+      <w:pPr>
+        <w:spacing w:after="40"/>
+        <w:ind w:left="300"/>
+      </w:pPr>
+      <w:r>
+        <w:rPr>
+          <w:sz w:val="20"/>
+          <w:szCs w:val="20"/>
+        </w:rPr>
+        <w:t xml:space="preserve">•  What happens to both quantities when you double the recipe?</w:t>
+      </w:r>
+    </w:p>
+    <w:p>
+      <w:pPr>
+        <w:spacing w:after="40"/>
+        <w:ind w:left="300"/>
+      </w:pPr>
+      <w:r>
+        <w:rPr>
+          <w:sz w:val="20"/>
+          <w:szCs w:val="20"/>
+        </w:rPr>
+        <w:t xml:space="preserve">•  How could a table help you organize the scaling?</w:t>
+      </w:r>
+    </w:p>
+    <w:p>
+      <w:pPr>
+        <w:spacing w:after="40"/>
+        <w:ind w:left="300"/>
+      </w:pPr>
+      <w:r>
+        <w:rPr>
+          <w:sz w:val="20"/>
+          <w:szCs w:val="20"/>
+        </w:rPr>
+        <w:t xml:space="preserve">•  What if we only needed to make half the original recipe?</w:t>
+      </w:r>
+    </w:p>
+    <w:p>
+      <w:pPr>
+        <w:spacing w:after="40"/>
+        <w:ind w:left="300"/>
+      </w:pPr>
+      <w:r>
+        <w:rPr>
+          <w:sz w:val="20"/>
+          <w:szCs w:val="20"/>
+        </w:rPr>
+        <w:t xml:space="preserve">•  Is there a shortcut to find any row in the table without filling every row?</w:t>
+      </w:r>
+    </w:p>
+    <w:p>
+      <w:pPr>
+        <w:pStyle w:val="Heading2"/>
+        <w:spacing w:after="80" w:before="180"/>
+      </w:pPr>
+      <w:r>
+        <w:rPr>
+          <w:b/>
+          <w:bCs/>
+          <w:color w:val="12355B"/>
+          <w:sz w:val="24"/>
+          <w:szCs w:val="24"/>
+        </w:rPr>
+        <w:t xml:space="preserve">Solved Example</w:t>
+      </w:r>
+      <w:r>
+        <w:rPr>
+          <w:i/>
+          <w:iCs/>
+          <w:color w:val="1FA6A2"/>
+          <w:sz w:val="19"/>
+          <w:szCs w:val="19"/>
+        </w:rPr>
+        <w:t xml:space="preserve">   I Do — watch each step</w:t>
+      </w:r>
+    </w:p>
+    <w:p>
+      <w:pPr>
+        <w:keepNext/>
+        <w:spacing w:after="40"/>
+      </w:pPr>
+      <w:r>
+        <w:rPr>
+          <w:b/>
+          <w:bCs/>
+          <w:color w:val="12355B"/>
+          <w:sz w:val="21"/>
+          <w:szCs w:val="21"/>
+        </w:rPr>
+        <w:t xml:space="preserve">Problem:  </w:t>
+      </w:r>
+      <w:r>
+        <w:rPr>
+          <w:sz w:val="21"/>
+          <w:szCs w:val="21"/>
+        </w:rPr>
+        <w:t xml:space="preserve">A recipe uses 3 eggs for every 5 cups of flour. How many eggs are needed for 15 cups of flour?</w:t>
+      </w:r>
+    </w:p>
+    <w:p>
+      <w:pPr>
+        <w:spacing w:after="30"/>
+        <w:ind w:left="420"/>
+      </w:pPr>
+      <w:r>
+        <w:rPr>
+          <w:sz w:val="20"/>
+          <w:szCs w:val="20"/>
+        </w:rPr>
+        <w:t xml:space="preserve">A)  9</w:t>
+      </w:r>
+    </w:p>
+    <w:p>
+      <w:pPr>
+        <w:spacing w:after="30"/>
+        <w:ind w:left="420"/>
+      </w:pPr>
+      <w:r>
+        <w:rPr>
+          <w:sz w:val="20"/>
+          <w:szCs w:val="20"/>
+        </w:rPr>
+        <w:t xml:space="preserve">B)  6</w:t>
+      </w:r>
+    </w:p>
+    <w:p>
+      <w:pPr>
+        <w:spacing w:after="30"/>
+        <w:ind w:left="420"/>
+      </w:pPr>
+      <w:r>
+        <w:rPr>
+          <w:sz w:val="20"/>
+          <w:szCs w:val="20"/>
+        </w:rPr>
+        <w:t xml:space="preserve">C)  10</w:t>
+      </w:r>
+    </w:p>
+    <w:p>
+      <w:pPr>
+        <w:spacing w:after="30"/>
+        <w:ind w:left="420"/>
+      </w:pPr>
+      <w:r>
+        <w:rPr>
+          <w:sz w:val="20"/>
+          <w:szCs w:val="20"/>
+        </w:rPr>
+        <w:t xml:space="preserve">D)  12</w:t>
+      </w:r>
+    </w:p>
+    <w:p>
+      <w:pPr>
+        <w:spacing w:after="20" w:before="50"/>
+      </w:pPr>
+      <w:r>
+        <w:rPr>
+          <w:b/>
+          <w:bCs/>
+          <w:color w:val="1FA6A2"/>
+          <w:sz w:val="21"/>
+          <w:szCs w:val="21"/>
+        </w:rPr>
+        <w:t xml:space="preserve">Step 1:  </w:t>
+      </w:r>
+      <w:r>
+        <w:rPr>
+          <w:sz w:val="21"/>
+          <w:szCs w:val="21"/>
+        </w:rPr>
+        <w:t xml:space="preserve">The scale factor is 15 ÷ 5 = 3.</w:t>
+      </w:r>
+    </w:p>
+    <w:p>
+      <w:pPr>
+        <w:spacing w:after="20" w:before="50"/>
+      </w:pPr>
+      <w:r>
+        <w:rPr>
+          <w:b/>
+          <w:bCs/>
+          <w:color w:val="1FA6A2"/>
+          <w:sz w:val="21"/>
+          <w:szCs w:val="21"/>
+        </w:rPr>
+        <w:t xml:space="preserve">Step 2:  </w:t>
+      </w:r>
+      <w:r>
+        <w:rPr>
+          <w:sz w:val="21"/>
+          <w:szCs w:val="21"/>
+        </w:rPr>
+        <w:t xml:space="preserve">Multiply the eggs by 3: 3 × 3 = 9 eggs.</w:t>
+      </w:r>
+    </w:p>
+    <w:p>
+      <w:pPr>
+        <w:spacing w:after="40" w:before="60"/>
+      </w:pPr>
+      <w:r>
+        <w:rPr>
+          <w:b/>
+          <w:bCs/>
+          <w:color w:val="12355B"/>
+          <w:sz w:val="21"/>
+          <w:szCs w:val="21"/>
+        </w:rPr>
+        <w:t xml:space="preserve">Answer:  </w:t>
+      </w:r>
+      <w:r>
+        <w:rPr>
+          <w:b/>
+          <w:bCs/>
+          <w:sz w:val="21"/>
+          <w:szCs w:val="21"/>
+        </w:rPr>
+        <w:t xml:space="preserve">A. 9</w:t>
+      </w:r>
+    </w:p>
+    <w:p>
+      <w:pPr>
+        <w:pStyle w:val="Heading1"/>
+        <w:pageBreakBefore/>
+        <w:pBdr>
+          <w:bottom w:val="single" w:color="1FA6A2" w:sz="14" w:space="6"/>
+        </w:pBdr>
+        <w:spacing w:after="140" w:before="0"/>
+      </w:pPr>
+      <w:r>
+        <w:rPr>
+          <w:b/>
+          <w:bCs/>
+          <w:color w:val="12355B"/>
+          <w:sz w:val="30"/>
+          <w:szCs w:val="30"/>
+        </w:rPr>
+        <w:t xml:space="preserve">Guided Practice</w:t>
+      </w:r>
+    </w:p>
+    <w:p>
+      <w:pPr>
+        <w:pStyle w:val="Heading2"/>
+        <w:spacing w:after="80" w:before="180"/>
+      </w:pPr>
+      <w:r>
+        <w:rPr>
+          <w:b/>
+          <w:bCs/>
+          <w:color w:val="12355B"/>
+          <w:sz w:val="24"/>
+          <w:szCs w:val="24"/>
+        </w:rPr>
+        <w:t xml:space="preserve">Solve Together</w:t>
+      </w:r>
+      <w:r>
+        <w:rPr>
+          <w:i/>
+          <w:iCs/>
+          <w:color w:val="6B4FA0"/>
+          <w:sz w:val="19"/>
+          <w:szCs w:val="19"/>
+        </w:rPr>
+        <w:t xml:space="preserve">   We Do — work with your class</w:t>
+      </w:r>
+    </w:p>
+    <w:p>
+      <w:pPr>
+        <w:keepNext/>
+        <w:spacing w:after="40" w:before="40"/>
+      </w:pPr>
+      <w:r>
+        <w:rPr>
+          <w:b/>
+          <w:bCs/>
+          <w:color w:val="12355B"/>
+          <w:sz w:val="21"/>
+          <w:szCs w:val="21"/>
+        </w:rPr>
+        <w:t xml:space="preserve">Problem:  </w:t>
+      </w:r>
+      <w:r>
+        <w:rPr>
+          <w:sz w:val="21"/>
+          <w:szCs w:val="21"/>
+        </w:rPr>
+        <w:t xml:space="preserve">Which row does NOT belong in a ratio table for 4:5?</w:t>
+      </w:r>
+    </w:p>
+    <w:p>
+      <w:pPr>
+        <w:spacing w:after="30"/>
+        <w:ind w:left="420"/>
+      </w:pPr>
+      <w:r>
+        <w:rPr>
+          <w:sz w:val="20"/>
+          <w:szCs w:val="20"/>
+        </w:rPr>
+        <w:t xml:space="preserve">A)  6:10</w:t>
+      </w:r>
+    </w:p>
+    <w:p>
+      <w:pPr>
+        <w:spacing w:after="30"/>
+        <w:ind w:left="420"/>
+      </w:pPr>
+      <w:r>
+        <w:rPr>
+          <w:sz w:val="20"/>
+          <w:szCs w:val="20"/>
+        </w:rPr>
+        <w:t xml:space="preserve">B)  8:10</w:t>
+      </w:r>
+    </w:p>
+    <w:p>
+      <w:pPr>
+        <w:spacing w:after="30"/>
+        <w:ind w:left="420"/>
+      </w:pPr>
+      <w:r>
+        <w:rPr>
+          <w:sz w:val="20"/>
+          <w:szCs w:val="20"/>
+        </w:rPr>
+        <w:t xml:space="preserve">C)  12:15</w:t>
+      </w:r>
+    </w:p>
+    <w:p>
+      <w:pPr>
+        <w:spacing w:after="30"/>
+        <w:ind w:left="420"/>
+      </w:pPr>
+      <w:r>
+        <w:rPr>
+          <w:sz w:val="20"/>
+          <w:szCs w:val="20"/>
+        </w:rPr>
+        <w:t xml:space="preserve">D)  16:20</w:t>
+      </w:r>
+    </w:p>
+    <w:p>
+      <w:pPr>
+        <w:keepNext/>
+        <w:spacing w:after="0" w:before="50"/>
+      </w:pPr>
+      <w:r>
+        <w:rPr>
+          <w:b/>
+          <w:bCs/>
+          <w:color w:val="6B4FA0"/>
+          <w:sz w:val="21"/>
+          <w:szCs w:val="21"/>
+        </w:rPr>
+        <w:t xml:space="preserve">Step 1:</w:t>
+      </w:r>
+    </w:p>
+    <w:p>
+      <w:pPr>
+        <w:pBdr>
+          <w:bottom w:val="single" w:color="AFBECC" w:sz="6"/>
+        </w:pBdr>
+        <w:spacing w:after="30" w:before="150"/>
+      </w:pPr>
+      <w:r>
+        <w:t xml:space="preserve"/>
+      </w:r>
+    </w:p>
+    <w:p>
+      <w:pPr>
+        <w:keepNext/>
+        <w:spacing w:after="0" w:before="50"/>
+      </w:pPr>
+      <w:r>
+        <w:rPr>
+          <w:b/>
+          <w:bCs/>
+          <w:color w:val="6B4FA0"/>
+          <w:sz w:val="21"/>
+          <w:szCs w:val="21"/>
+        </w:rPr>
+        <w:t xml:space="preserve">Step 2:</w:t>
+      </w:r>
+    </w:p>
+    <w:p>
+      <w:pPr>
+        <w:pBdr>
+          <w:bottom w:val="single" w:color="AFBECC" w:sz="6"/>
+        </w:pBdr>
+        <w:spacing w:after="30" w:before="150"/>
+      </w:pPr>
+      <w:r>
+        <w:t xml:space="preserve"/>
+      </w:r>
+    </w:p>
+    <w:p>
+      <w:pPr>
+        <w:keepNext/>
+        <w:spacing w:after="0" w:before="60"/>
+      </w:pPr>
+      <w:r>
+        <w:rPr>
+          <w:b/>
+          <w:bCs/>
+          <w:color w:val="12355B"/>
+          <w:sz w:val="21"/>
+          <w:szCs w:val="21"/>
+        </w:rPr>
+        <w:t xml:space="preserve">Answer:</w:t>
+      </w:r>
+    </w:p>
+    <w:p>
+      <w:pPr>
+        <w:pBdr>
+          <w:bottom w:val="single" w:color="AFBECC" w:sz="6"/>
+        </w:pBdr>
+        <w:spacing w:after="30" w:before="150"/>
+      </w:pPr>
+      <w:r>
+        <w:t xml:space="preserve"/>
+      </w:r>
+    </w:p>
+    <w:p>
+      <w:pPr>
+        <w:spacing w:after="80"/>
+      </w:pPr>
+      <w:r>
+        <w:t xml:space="preserve"/>
+      </w:r>
+    </w:p>
+    <w:tbl>
+      <w:tblPr>
+        <w:tblW w:type="pct" w:w="100%"/>
+        <w:tblBorders>
+          <w:top w:val="single" w:color="BBD0DE" w:sz="8"/>
+          <w:left w:val="single" w:color="BBD0DE" w:sz="8"/>
+          <w:bottom w:val="single" w:color="BBD0DE" w:sz="8"/>
+          <w:right w:val="single" w:color="BBD0DE" w:sz="8"/>
+          <w:insideH w:val="single" w:color="auto" w:sz="4"/>
+          <w:insideV w:val="single" w:color="auto" w:sz="4"/>
+        </w:tblBorders>
+      </w:tblPr>
+      <w:tblGrid>
+        <w:gridCol w:w="100"/>
+      </w:tblGrid>
+      <w:tr>
+        <w:tc>
+          <w:tcPr>
+            <w:shd w:fill="EEF4F8" w:color="auto" w:val="clear"/>
+            <w:tcMar>
+              <w:top w:type="dxa" w:w="120"/>
+              <w:left w:type="dxa" w:w="180"/>
+              <w:bottom w:type="dxa" w:w="120"/>
+              <w:right w:type="dxa" w:w="180"/>
+            </w:tcMar>
+          </w:tcPr>
+          <w:p>
+            <w:pPr>
               <w:spacing w:after="0"/>
             </w:pPr>
             <w:r>
@@ -3633,6 +4929,97 @@
           <w:szCs w:val="19"/>
         </w:rPr>
         <w:t xml:space="preserve">  — Scale factor: 20 ÷ 5 = 4. Multiply oil by 4: 2 × 4 = 8 tablespoons of oil.</w:t>
+      </w:r>
+    </w:p>
+    <w:p>
+      <w:pPr>
+        <w:pStyle w:val="Heading2"/>
+        <w:spacing w:after="80" w:before="180"/>
+      </w:pPr>
+      <w:r>
+        <w:rPr>
+          <w:b/>
+          <w:bCs/>
+          <w:color w:val="12355B"/>
+          <w:sz w:val="24"/>
+          <w:szCs w:val="24"/>
+        </w:rPr>
+        <w:t xml:space="preserve">Math Writing Criteria</w:t>
+      </w:r>
+    </w:p>
+    <w:p>
+      <w:pPr>
+        <w:spacing w:after="100"/>
+      </w:pPr>
+      <w:r>
+        <w:rPr>
+          <w:i/>
+          <w:iCs/>
+          <w:color w:val="5F6F80"/>
+          <w:sz w:val="19"/>
+          <w:szCs w:val="19"/>
+        </w:rPr>
+        <w:t xml:space="preserve">The support level changes the amount of language scaffolding, not the mathematical expectation.</w:t>
+      </w:r>
+    </w:p>
+    <w:p>
+      <w:pPr>
+        <w:spacing w:after="80"/>
+      </w:pPr>
+      <w:r>
+        <w:rPr>
+          <w:sz w:val="20"/>
+          <w:szCs w:val="20"/>
+        </w:rPr>
+        <w:t xml:space="preserve">☐  I answered the question.</w:t>
+      </w:r>
+    </w:p>
+    <w:p>
+      <w:pPr>
+        <w:spacing w:after="80"/>
+      </w:pPr>
+      <w:r>
+        <w:rPr>
+          <w:sz w:val="20"/>
+          <w:szCs w:val="20"/>
+        </w:rPr>
+        <w:t xml:space="preserve">☐  I used math evidence: numbers, an equation, a model, or a comparison.</w:t>
+      </w:r>
+    </w:p>
+    <w:p>
+      <w:pPr>
+        <w:spacing w:after="80"/>
+      </w:pPr>
+      <w:r>
+        <w:rPr>
+          <w:sz w:val="20"/>
+          <w:szCs w:val="20"/>
+        </w:rPr>
+        <w:t xml:space="preserve">☐  I explained how the evidence proves my answer.</w:t>
+      </w:r>
+    </w:p>
+    <w:p>
+      <w:pPr>
+        <w:spacing w:after="80"/>
+      </w:pPr>
+      <w:r>
+        <w:rPr>
+          <w:sz w:val="20"/>
+          <w:szCs w:val="20"/>
+        </w:rPr>
+        <w:t xml:space="preserve">☐  I used at least two math words.</w:t>
+      </w:r>
+    </w:p>
+    <w:p>
+      <w:pPr>
+        <w:spacing w:after="80"/>
+      </w:pPr>
+      <w:r>
+        <w:rPr>
+          <w:sz w:val="20"/>
+          <w:szCs w:val="20"/>
+        </w:rPr>
+        <w:t xml:space="preserve">☐  I reread complete sentences and punctuation.</w:t>
       </w:r>
     </w:p>
     <w:sectPr>

--- a/lessons/3-2/downloads/3-2-notes-teacher.docx
+++ b/lessons/3-2/downloads/3-2-notes-teacher.docx
@@ -1121,6 +1121,160 @@
                 <w:sz w:val="24"/>
                 <w:szCs w:val="24"/>
               </w:rPr>
+              <w:t xml:space="preserve">Unit price</w:t>
+            </w:r>
+            <w:r>
+              <w:rPr>
+                <w:i/>
+                <w:iCs/>
+                <w:color w:val="5F6F80"/>
+                <w:sz w:val="19"/>
+                <w:szCs w:val="19"/>
+              </w:rPr>
+              <w:t xml:space="preserve">   Precio unitario</w:t>
+            </w:r>
+          </w:p>
+          <w:p>
+            <w:pPr>
+              <w:spacing w:after="40"/>
+            </w:pPr>
+            <w:r>
+              <w:rPr>
+                <w:sz w:val="21"/>
+                <w:szCs w:val="21"/>
+              </w:rPr>
+              <w:t xml:space="preserve">A unit rate that gives the cost of exactly 1 item, like $0.60 per game.</w:t>
+            </w:r>
+          </w:p>
+          <w:p>
+            <w:pPr>
+              <w:spacing w:after="0"/>
+            </w:pPr>
+            <w:r>
+              <w:rPr>
+                <w:b/>
+                <w:bCs/>
+                <w:color w:val="1FA6A2"/>
+                <w:sz w:val="18"/>
+                <w:szCs w:val="18"/>
+              </w:rPr>
+              <w:t xml:space="preserve">Example:  </w:t>
+            </w:r>
+            <w:r>
+              <w:rPr>
+                <w:i/>
+                <w:iCs/>
+                <w:color w:val="5F6F80"/>
+                <w:sz w:val="18"/>
+                <w:szCs w:val="18"/>
+              </w:rPr>
+              <w:t xml:space="preserve">$3 for 5 games → $0.60 per 1 game</w:t>
+            </w:r>
+          </w:p>
+        </w:tc>
+      </w:tr>
+    </w:tbl>
+    <w:tbl>
+      <w:tblPr>
+        <w:tblW w:type="pct" w:w="100%"/>
+        <w:tblBorders>
+          <w:top w:val="none" w:color="FFFFFF" w:sz="0"/>
+          <w:left w:val="none" w:color="FFFFFF" w:sz="0"/>
+          <w:bottom w:val="single" w:color="C7D2DD" w:sz="4"/>
+          <w:right w:val="none" w:color="FFFFFF" w:sz="0"/>
+          <w:insideH w:val="none" w:color="FFFFFF" w:sz="0"/>
+          <w:insideV w:val="none" w:color="FFFFFF" w:sz="0"/>
+        </w:tblBorders>
+      </w:tblPr>
+      <w:tblGrid>
+        <w:gridCol w:w="1800"/>
+        <w:gridCol w:w="7560"/>
+      </w:tblGrid>
+      <w:tr>
+        <w:trPr>
+          <w:cantSplit/>
+        </w:trPr>
+        <w:tc>
+          <w:tcPr>
+            <w:tcW w:type="dxa" w:w="1800"/>
+            <w:tcMar>
+              <w:top w:type="dxa" w:w="100"/>
+              <w:left w:type="dxa" w:w="40"/>
+              <w:bottom w:type="dxa" w:w="100"/>
+              <w:right w:type="dxa" w:w="120"/>
+            </w:tcMar>
+            <w:vAlign w:val="center"/>
+          </w:tcPr>
+          <w:p>
+            <w:pPr>
+              <w:spacing w:after="0"/>
+              <w:jc w:val="center"/>
+            </w:pPr>
+            <w:r>
+              <w:drawing>
+                <wp:inline distT="0" distB="0" distL="0" distR="0">
+                  <wp:extent cx="1047750" cy="790575"/>
+                  <wp:effectExtent t="0" r="0" b="0" l="0"/>
+                  <wp:docPr id="1" name="" descr="" title=""/>
+                  <wp:cNvGraphicFramePr>
+                    <a:graphicFrameLocks xmlns:a="http://schemas.openxmlformats.org/drawingml/2006/main" noChangeAspect="1"/>
+                  </wp:cNvGraphicFramePr>
+                  <a:graphic xmlns:a="http://schemas.openxmlformats.org/drawingml/2006/main">
+                    <a:graphicData uri="http://schemas.openxmlformats.org/drawingml/2006/picture">
+                      <pic:pic xmlns:pic="http://schemas.openxmlformats.org/drawingml/2006/picture">
+                        <pic:nvPicPr>
+                          <pic:cNvPr id="0" name="" descr=""/>
+                          <pic:cNvPicPr>
+                            <a:picLocks noChangeAspect="1" noChangeArrowheads="1"/>
+                          </pic:cNvPicPr>
+                        </pic:nvPicPr>
+                        <pic:blipFill>
+                          <a:blip r:embed="rId10" cstate="none"/>
+                          <a:srcRect/>
+                          <a:stretch>
+                            <a:fillRect/>
+                          </a:stretch>
+                        </pic:blipFill>
+                        <pic:spPr bwMode="auto">
+                          <a:xfrm>
+                            <a:off x="0" y="0"/>
+                            <a:ext cx="1047750" cy="790575"/>
+                          </a:xfrm>
+                          <a:prstGeom prst="rect">
+                            <a:avLst/>
+                          </a:prstGeom>
+                        </pic:spPr>
+                      </pic:pic>
+                    </a:graphicData>
+                  </a:graphic>
+                </wp:inline>
+              </w:drawing>
+            </w:r>
+          </w:p>
+        </w:tc>
+        <w:tc>
+          <w:tcPr>
+            <w:tcW w:type="dxa" w:w="7560"/>
+            <w:tcMar>
+              <w:top w:type="dxa" w:w="100"/>
+              <w:left w:type="dxa" w:w="40"/>
+              <w:bottom w:type="dxa" w:w="100"/>
+              <w:right w:type="dxa" w:w="40"/>
+            </w:tcMar>
+            <w:vAlign w:val="center"/>
+          </w:tcPr>
+          <w:p>
+            <w:pPr>
+              <w:spacing w:after="50"/>
+            </w:pPr>
+            <w:r>
+              <w:rPr>
+                <w:b/>
+                <w:bCs/>
+                <w:color w:val="12355B"/>
+                <w:sz w:val="24"/>
+                <w:szCs w:val="24"/>
+              </w:rPr>
               <w:t xml:space="preserve">Better Buy</w:t>
             </w:r>
             <w:r>
@@ -1414,7 +1568,7 @@
                 <w:sz w:val="21"/>
                 <w:szCs w:val="21"/>
               </w:rPr>
-              <w:t xml:space="preserve">Rates and Unit Rates      •      Rate      •      Unit Rate      •      Per      •      Ratio      •      Better Buy      •      Divide</w:t>
+              <w:t xml:space="preserve">Rates and Unit Rates      •      Rate      •      Unit Rate      •      Per      •      Ratio      •      Unit price      •      Better Buy      •      Divide</w:t>
             </w:r>
           </w:p>
         </w:tc>
@@ -1447,7 +1601,7 @@
           <w:sz w:val="22"/>
           <w:szCs w:val="22"/>
         </w:rPr>
-        <w:t xml:space="preserve">__________  —  A rate compares different units; a unit rate compares a quantity to 1 unit.</w:t>
+        <w:t xml:space="preserve">A rate compares different units; a ___ ___ compares a quantity to exactly 1 unit.</w:t>
       </w:r>
     </w:p>
     <w:p>
@@ -1557,7 +1711,7 @@
           <w:sz w:val="22"/>
           <w:szCs w:val="22"/>
         </w:rPr>
-        <w:t xml:space="preserve">The option with the lower unit rate, costing less per item, is the ___.</w:t>
+        <w:t xml:space="preserve">A unit rate that tells the cost of one item is the ___ ___.</w:t>
       </w:r>
     </w:p>
     <w:p>
@@ -1573,6 +1727,28 @@
           <w:szCs w:val="22"/>
         </w:rPr>
         <w:t xml:space="preserve">7.  </w:t>
+      </w:r>
+      <w:r>
+        <w:rPr>
+          <w:sz w:val="22"/>
+          <w:szCs w:val="22"/>
+        </w:rPr>
+        <w:t xml:space="preserve">The option with the lower unit rate, costing less per item, is the ___.</w:t>
+      </w:r>
+    </w:p>
+    <w:p>
+      <w:pPr>
+        <w:spacing w:after="120" w:before="80"/>
+      </w:pPr>
+      <w:r>
+        <w:rPr>
+          <w:b/>
+          <w:bCs/>
+          <w:color w:val="12355B"/>
+          <w:sz w:val="22"/>
+          <w:szCs w:val="22"/>
+        </w:rPr>
+        <w:t xml:space="preserve">8.  </w:t>
       </w:r>
       <w:r>
         <w:rPr>
@@ -4840,6 +5016,27 @@
           <w:sz w:val="21"/>
           <w:szCs w:val="21"/>
         </w:rPr>
+        <w:t xml:space="preserve">Unit price</w:t>
+      </w:r>
+    </w:p>
+    <w:p>
+      <w:pPr>
+        <w:spacing w:after="80"/>
+      </w:pPr>
+      <w:r>
+        <w:rPr>
+          <w:b/>
+          <w:bCs/>
+          <w:sz w:val="21"/>
+          <w:szCs w:val="21"/>
+        </w:rPr>
+        <w:t xml:space="preserve">Notes 7:  </w:t>
+      </w:r>
+      <w:r>
+        <w:rPr>
+          <w:sz w:val="21"/>
+          <w:szCs w:val="21"/>
+        </w:rPr>
         <w:t xml:space="preserve">Better Buy</w:t>
       </w:r>
     </w:p>
@@ -4854,7 +5051,7 @@
           <w:sz w:val="21"/>
           <w:szCs w:val="21"/>
         </w:rPr>
-        <w:t xml:space="preserve">Notes 7:  </w:t>
+        <w:t xml:space="preserve">Notes 8:  </w:t>
       </w:r>
       <w:r>
         <w:rPr>

--- a/lessons/3-2/downloads/3-2-notes-teacher.docx
+++ b/lessons/3-2/downloads/3-2-notes-teacher.docx
@@ -219,10 +219,12 @@
     <w:p>
       <w:pPr>
         <w:pStyle w:val="Heading1"/>
+        <w:keepNext/>
+        <w:keepLines/>
         <w:pBdr>
           <w:bottom w:val="single" w:color="1FA6A2" w:sz="14" w:space="6"/>
         </w:pBdr>
-        <w:spacing w:after="140" w:before="260"/>
+        <w:spacing w:after="140" w:before="300"/>
       </w:pPr>
       <w:r>
         <w:rPr>
@@ -1485,10 +1487,12 @@
     <w:p>
       <w:pPr>
         <w:pStyle w:val="Heading1"/>
+        <w:keepNext/>
+        <w:keepLines/>
         <w:pBdr>
           <w:bottom w:val="single" w:color="1FA6A2" w:sz="14" w:space="6"/>
         </w:pBdr>
-        <w:spacing w:after="140" w:before="260"/>
+        <w:spacing w:after="140" w:before="300"/>
       </w:pPr>
       <w:r>
         <w:rPr>
@@ -1584,7 +1588,8 @@
     </w:p>
     <w:p>
       <w:pPr>
-        <w:spacing w:after="120" w:before="80"/>
+        <w:keepLines/>
+        <w:spacing w:after="260" w:before="200"/>
       </w:pPr>
       <w:r>
         <w:rPr>
@@ -1601,56 +1606,41 @@
           <w:sz w:val="22"/>
           <w:szCs w:val="22"/>
         </w:rPr>
-        <w:t xml:space="preserve">A rate compares different units; a ___ ___ compares a quantity to exactly 1 unit.</w:t>
-      </w:r>
-    </w:p>
-    <w:p>
-      <w:pPr>
-        <w:spacing w:after="120" w:before="80"/>
-      </w:pPr>
-      <w:r>
-        <w:rPr>
-          <w:b/>
-          <w:bCs/>
-          <w:color w:val="12355B"/>
+        <w:t xml:space="preserve">A rate compares different units; a </w:t>
+      </w:r>
+      <w:r>
+        <w:rPr>
           <w:sz w:val="22"/>
           <w:szCs w:val="22"/>
         </w:rPr>
-        <w:t xml:space="preserve">2.  </w:t>
+        <w:t xml:space="preserve">________________</w:t>
       </w:r>
       <w:r>
         <w:rPr>
           <w:sz w:val="22"/>
           <w:szCs w:val="22"/>
         </w:rPr>
-        <w:t xml:space="preserve">A ratio that compares two quantities with different units is a ___.</w:t>
-      </w:r>
-    </w:p>
-    <w:p>
-      <w:pPr>
-        <w:spacing w:after="120" w:before="80"/>
-      </w:pPr>
-      <w:r>
-        <w:rPr>
-          <w:b/>
-          <w:bCs/>
-          <w:color w:val="12355B"/>
+        <w:t xml:space="preserve"> </w:t>
+      </w:r>
+      <w:r>
+        <w:rPr>
           <w:sz w:val="22"/>
           <w:szCs w:val="22"/>
         </w:rPr>
-        <w:t xml:space="preserve">3.  </w:t>
+        <w:t xml:space="preserve">________________</w:t>
       </w:r>
       <w:r>
         <w:rPr>
           <w:sz w:val="22"/>
           <w:szCs w:val="22"/>
         </w:rPr>
-        <w:t xml:space="preserve">A rate that tells the cost or amount for one unit is a ___.</w:t>
-      </w:r>
-    </w:p>
-    <w:p>
-      <w:pPr>
-        <w:spacing w:after="120" w:before="80"/>
+        <w:t xml:space="preserve"> compares a quantity to exactly 1 unit.</w:t>
+      </w:r>
+    </w:p>
+    <w:p>
+      <w:pPr>
+        <w:keepLines/>
+        <w:spacing w:after="260" w:before="200"/>
       </w:pPr>
       <w:r>
         <w:rPr>
@@ -1660,41 +1650,34 @@
           <w:sz w:val="22"/>
           <w:szCs w:val="22"/>
         </w:rPr>
-        <w:t xml:space="preserve">4.  </w:t>
+        <w:t xml:space="preserve">2.  </w:t>
       </w:r>
       <w:r>
         <w:rPr>
           <w:sz w:val="22"/>
           <w:szCs w:val="22"/>
         </w:rPr>
-        <w:t xml:space="preserve">The word that means 'for each one' is ___.</w:t>
-      </w:r>
-    </w:p>
-    <w:p>
-      <w:pPr>
-        <w:spacing w:after="120" w:before="80"/>
-      </w:pPr>
-      <w:r>
-        <w:rPr>
-          <w:b/>
-          <w:bCs/>
-          <w:color w:val="12355B"/>
+        <w:t xml:space="preserve">A ratio that compares two quantities with different units is a </w:t>
+      </w:r>
+      <w:r>
+        <w:rPr>
           <w:sz w:val="22"/>
           <w:szCs w:val="22"/>
         </w:rPr>
-        <w:t xml:space="preserve">5.  </w:t>
+        <w:t xml:space="preserve">________________</w:t>
       </w:r>
       <w:r>
         <w:rPr>
           <w:sz w:val="22"/>
           <w:szCs w:val="22"/>
         </w:rPr>
-        <w:t xml:space="preserve">A comparison of two quantities is a ___.</w:t>
-      </w:r>
-    </w:p>
-    <w:p>
-      <w:pPr>
-        <w:spacing w:after="120" w:before="80"/>
+        <w:t xml:space="preserve">.</w:t>
+      </w:r>
+    </w:p>
+    <w:p>
+      <w:pPr>
+        <w:keepLines/>
+        <w:spacing w:after="260" w:before="200"/>
       </w:pPr>
       <w:r>
         <w:rPr>
@@ -1704,41 +1687,34 @@
           <w:sz w:val="22"/>
           <w:szCs w:val="22"/>
         </w:rPr>
-        <w:t xml:space="preserve">6.  </w:t>
+        <w:t xml:space="preserve">3.  </w:t>
       </w:r>
       <w:r>
         <w:rPr>
           <w:sz w:val="22"/>
           <w:szCs w:val="22"/>
         </w:rPr>
-        <w:t xml:space="preserve">A unit rate that tells the cost of one item is the ___ ___.</w:t>
-      </w:r>
-    </w:p>
-    <w:p>
-      <w:pPr>
-        <w:spacing w:after="120" w:before="80"/>
-      </w:pPr>
-      <w:r>
-        <w:rPr>
-          <w:b/>
-          <w:bCs/>
-          <w:color w:val="12355B"/>
+        <w:t xml:space="preserve">A rate that tells the cost or amount for one unit is a </w:t>
+      </w:r>
+      <w:r>
+        <w:rPr>
           <w:sz w:val="22"/>
           <w:szCs w:val="22"/>
         </w:rPr>
-        <w:t xml:space="preserve">7.  </w:t>
+        <w:t xml:space="preserve">________________</w:t>
       </w:r>
       <w:r>
         <w:rPr>
           <w:sz w:val="22"/>
           <w:szCs w:val="22"/>
         </w:rPr>
-        <w:t xml:space="preserve">The option with the lower unit rate, costing less per item, is the ___.</w:t>
-      </w:r>
-    </w:p>
-    <w:p>
-      <w:pPr>
-        <w:spacing w:after="120" w:before="80"/>
+        <w:t xml:space="preserve">.</w:t>
+      </w:r>
+    </w:p>
+    <w:p>
+      <w:pPr>
+        <w:keepLines/>
+        <w:spacing w:after="260" w:before="200"/>
       </w:pPr>
       <w:r>
         <w:rPr>
@@ -1748,24 +1724,201 @@
           <w:sz w:val="22"/>
           <w:szCs w:val="22"/>
         </w:rPr>
-        <w:t xml:space="preserve">8.  </w:t>
+        <w:t xml:space="preserve">4.  </w:t>
       </w:r>
       <w:r>
         <w:rPr>
           <w:sz w:val="22"/>
           <w:szCs w:val="22"/>
         </w:rPr>
-        <w:t xml:space="preserve">To find a unit rate, I ___ the price by the number of units.</w:t>
+        <w:t xml:space="preserve">The word that means 'for each one' is </w:t>
+      </w:r>
+      <w:r>
+        <w:rPr>
+          <w:sz w:val="22"/>
+          <w:szCs w:val="22"/>
+        </w:rPr>
+        <w:t xml:space="preserve">________________</w:t>
+      </w:r>
+      <w:r>
+        <w:rPr>
+          <w:sz w:val="22"/>
+          <w:szCs w:val="22"/>
+        </w:rPr>
+        <w:t xml:space="preserve">.</w:t>
+      </w:r>
+    </w:p>
+    <w:p>
+      <w:pPr>
+        <w:keepLines/>
+        <w:spacing w:after="260" w:before="200"/>
+      </w:pPr>
+      <w:r>
+        <w:rPr>
+          <w:b/>
+          <w:bCs/>
+          <w:color w:val="12355B"/>
+          <w:sz w:val="22"/>
+          <w:szCs w:val="22"/>
+        </w:rPr>
+        <w:t xml:space="preserve">5.  </w:t>
+      </w:r>
+      <w:r>
+        <w:rPr>
+          <w:sz w:val="22"/>
+          <w:szCs w:val="22"/>
+        </w:rPr>
+        <w:t xml:space="preserve">A comparison of two quantities is a </w:t>
+      </w:r>
+      <w:r>
+        <w:rPr>
+          <w:sz w:val="22"/>
+          <w:szCs w:val="22"/>
+        </w:rPr>
+        <w:t xml:space="preserve">________________</w:t>
+      </w:r>
+      <w:r>
+        <w:rPr>
+          <w:sz w:val="22"/>
+          <w:szCs w:val="22"/>
+        </w:rPr>
+        <w:t xml:space="preserve">.</w:t>
+      </w:r>
+    </w:p>
+    <w:p>
+      <w:pPr>
+        <w:keepLines/>
+        <w:spacing w:after="260" w:before="200"/>
+      </w:pPr>
+      <w:r>
+        <w:rPr>
+          <w:b/>
+          <w:bCs/>
+          <w:color w:val="12355B"/>
+          <w:sz w:val="22"/>
+          <w:szCs w:val="22"/>
+        </w:rPr>
+        <w:t xml:space="preserve">6.  </w:t>
+      </w:r>
+      <w:r>
+        <w:rPr>
+          <w:sz w:val="22"/>
+          <w:szCs w:val="22"/>
+        </w:rPr>
+        <w:t xml:space="preserve">A unit rate that tells the cost of one item is the </w:t>
+      </w:r>
+      <w:r>
+        <w:rPr>
+          <w:sz w:val="22"/>
+          <w:szCs w:val="22"/>
+        </w:rPr>
+        <w:t xml:space="preserve">________________</w:t>
+      </w:r>
+      <w:r>
+        <w:rPr>
+          <w:sz w:val="22"/>
+          <w:szCs w:val="22"/>
+        </w:rPr>
+        <w:t xml:space="preserve"> </w:t>
+      </w:r>
+      <w:r>
+        <w:rPr>
+          <w:sz w:val="22"/>
+          <w:szCs w:val="22"/>
+        </w:rPr>
+        <w:t xml:space="preserve">________________</w:t>
+      </w:r>
+      <w:r>
+        <w:rPr>
+          <w:sz w:val="22"/>
+          <w:szCs w:val="22"/>
+        </w:rPr>
+        <w:t xml:space="preserve">.</w:t>
+      </w:r>
+    </w:p>
+    <w:p>
+      <w:pPr>
+        <w:keepLines/>
+        <w:spacing w:after="260" w:before="200"/>
+      </w:pPr>
+      <w:r>
+        <w:rPr>
+          <w:b/>
+          <w:bCs/>
+          <w:color w:val="12355B"/>
+          <w:sz w:val="22"/>
+          <w:szCs w:val="22"/>
+        </w:rPr>
+        <w:t xml:space="preserve">7.  </w:t>
+      </w:r>
+      <w:r>
+        <w:rPr>
+          <w:sz w:val="22"/>
+          <w:szCs w:val="22"/>
+        </w:rPr>
+        <w:t xml:space="preserve">The option with the lower unit rate, costing less per item, is the </w:t>
+      </w:r>
+      <w:r>
+        <w:rPr>
+          <w:sz w:val="22"/>
+          <w:szCs w:val="22"/>
+        </w:rPr>
+        <w:t xml:space="preserve">________________</w:t>
+      </w:r>
+      <w:r>
+        <w:rPr>
+          <w:sz w:val="22"/>
+          <w:szCs w:val="22"/>
+        </w:rPr>
+        <w:t xml:space="preserve">.</w:t>
+      </w:r>
+    </w:p>
+    <w:p>
+      <w:pPr>
+        <w:keepLines/>
+        <w:spacing w:after="260" w:before="200"/>
+      </w:pPr>
+      <w:r>
+        <w:rPr>
+          <w:b/>
+          <w:bCs/>
+          <w:color w:val="12355B"/>
+          <w:sz w:val="22"/>
+          <w:szCs w:val="22"/>
+        </w:rPr>
+        <w:t xml:space="preserve">8.  </w:t>
+      </w:r>
+      <w:r>
+        <w:rPr>
+          <w:sz w:val="22"/>
+          <w:szCs w:val="22"/>
+        </w:rPr>
+        <w:t xml:space="preserve">To find a unit rate, I </w:t>
+      </w:r>
+      <w:r>
+        <w:rPr>
+          <w:sz w:val="22"/>
+          <w:szCs w:val="22"/>
+        </w:rPr>
+        <w:t xml:space="preserve">________________</w:t>
+      </w:r>
+      <w:r>
+        <w:rPr>
+          <w:sz w:val="22"/>
+          <w:szCs w:val="22"/>
+        </w:rPr>
+        <w:t xml:space="preserve"> the price by the number of units.</w:t>
       </w:r>
     </w:p>
     <w:p>
       <w:pPr>
         <w:pStyle w:val="Heading1"/>
-        <w:pageBreakBefore/>
+        <w:keepNext/>
+        <w:keepLines/>
         <w:pBdr>
           <w:bottom w:val="single" w:color="1FA6A2" w:sz="14" w:space="6"/>
         </w:pBdr>
-        <w:spacing w:after="140" w:before="0"/>
+        <w:spacing w:after="140" w:before="300"/>
       </w:pPr>
       <w:r>
         <w:rPr>
@@ -3046,11 +3199,12 @@
     <w:p>
       <w:pPr>
         <w:pStyle w:val="Heading1"/>
-        <w:pageBreakBefore/>
+        <w:keepNext/>
+        <w:keepLines/>
         <w:pBdr>
           <w:bottom w:val="single" w:color="1FA6A2" w:sz="14" w:space="6"/>
         </w:pBdr>
-        <w:spacing w:after="140" w:before="0"/>
+        <w:spacing w:after="140" w:before="300"/>
       </w:pPr>
       <w:r>
         <w:rPr>
@@ -3370,11 +3524,12 @@
     <w:p>
       <w:pPr>
         <w:pStyle w:val="Heading1"/>
-        <w:pageBreakBefore/>
+        <w:keepNext/>
+        <w:keepLines/>
         <w:pBdr>
           <w:bottom w:val="single" w:color="1FA6A2" w:sz="14" w:space="6"/>
         </w:pBdr>
-        <w:spacing w:after="140" w:before="0"/>
+        <w:spacing w:after="140" w:before="300"/>
       </w:pPr>
       <w:r>
         <w:rPr>
@@ -4095,11 +4250,12 @@
     <w:p>
       <w:pPr>
         <w:pStyle w:val="Heading1"/>
-        <w:pageBreakBefore/>
+        <w:keepNext/>
+        <w:keepLines/>
         <w:pBdr>
           <w:bottom w:val="single" w:color="1FA6A2" w:sz="14" w:space="6"/>
         </w:pBdr>
-        <w:spacing w:after="140" w:before="0"/>
+        <w:spacing w:after="140" w:before="300"/>
       </w:pPr>
       <w:r>
         <w:rPr>
@@ -4728,11 +4884,12 @@
     <w:p>
       <w:pPr>
         <w:pStyle w:val="Heading1"/>
-        <w:pageBreakBefore/>
+        <w:keepNext/>
+        <w:keepLines/>
         <w:pBdr>
           <w:bottom w:val="single" w:color="1FA6A2" w:sz="14" w:space="6"/>
         </w:pBdr>
-        <w:spacing w:after="140" w:before="0"/>
+        <w:spacing w:after="140" w:before="300"/>
       </w:pPr>
       <w:r>
         <w:rPr>
@@ -4845,6 +5002,8 @@
     <w:p>
       <w:pPr>
         <w:pStyle w:val="Heading1"/>
+        <w:keepNext/>
+        <w:keepLines/>
         <w:pageBreakBefore/>
         <w:pBdr>
           <w:bottom w:val="single" w:color="1FA6A2" w:sz="14" w:space="6"/>

--- a/lessons/3-2/downloads/3-2-notes-teacher.docx
+++ b/lessons/3-2/downloads/3-2-notes-teacher.docx
@@ -1931,47 +1931,6 @@
         <w:t xml:space="preserve">Write About the Math</w:t>
       </w:r>
     </w:p>
-    <w:p>
-      <w:pPr>
-        <w:spacing w:after="100"/>
-      </w:pPr>
-      <w:r>
-        <w:rPr>
-          <w:i/>
-          <w:iCs/>
-          <w:color w:val="5F6F80"/>
-          <w:sz w:val="19"/>
-          <w:szCs w:val="19"/>
-        </w:rPr>
-        <w:t xml:space="preserve">Use the support level you need. Every level answers the same math question.</w:t>
-      </w:r>
-    </w:p>
-    <w:p>
-      <w:pPr>
-        <w:pStyle w:val="Heading2"/>
-        <w:spacing w:after="80" w:before="180"/>
-      </w:pPr>
-      <w:r>
-        <w:rPr>
-          <w:b/>
-          <w:bCs/>
-          <w:color w:val="12355B"/>
-          <w:sz w:val="24"/>
-          <w:szCs w:val="24"/>
-        </w:rPr>
-        <w:t xml:space="preserve">1. Understand the Question</w:t>
-      </w:r>
-      <w:r>
-        <w:rPr>
-          <w:i/>
-          <w:iCs/>
-          <w:color w:val="B97A12"/>
-          <w:sz w:val="19"/>
-          <w:szCs w:val="19"/>
-        </w:rPr>
-        <w:t xml:space="preserve">   explain</w:t>
-      </w:r>
-    </w:p>
     <w:tbl>
       <w:tblPr>
         <w:tblW w:type="pct" w:w="100%"/>
@@ -2010,344 +1969,6 @@
               </w:rPr>
               <w:t xml:space="preserve">Which size is the better deal, and how do you know?</w:t>
             </w:r>
-          </w:p>
-          <w:p>
-            <w:pPr>
-              <w:spacing w:after="0"/>
-            </w:pPr>
-            <w:r>
-              <w:rPr>
-                <w:b/>
-                <w:bCs/>
-                <w:color w:val="12355B"/>
-                <w:sz w:val="20"/>
-                <w:szCs w:val="20"/>
-              </w:rPr>
-              <w:t xml:space="preserve">Your job:  </w:t>
-            </w:r>
-            <w:r>
-              <w:rPr>
-                <w:sz w:val="20"/>
-                <w:szCs w:val="20"/>
-              </w:rPr>
-              <w:t xml:space="preserve">Answer the question. Use math evidence. Explain how the evidence proves your answer.</w:t>
-            </w:r>
-            <w:r>
-              <w:rPr>
-                <w:i/>
-                <w:iCs/>
-                <w:color w:val="5F6F80"/>
-                <w:sz w:val="18"/>
-                <w:szCs w:val="18"/>
-              </w:rPr>
-              <w:br/>
-              <w:t xml:space="preserve">Responde la pregunta. Usa evidencia matemática. Explica cómo la evidencia demuestra tu respuesta.</w:t>
-            </w:r>
-          </w:p>
-        </w:tc>
-      </w:tr>
-    </w:tbl>
-    <w:p>
-      <w:pPr>
-        <w:pStyle w:val="Heading2"/>
-        <w:spacing w:after="80" w:before="180"/>
-      </w:pPr>
-      <w:r>
-        <w:rPr>
-          <w:b/>
-          <w:bCs/>
-          <w:color w:val="12355B"/>
-          <w:sz w:val="24"/>
-          <w:szCs w:val="24"/>
-        </w:rPr>
-        <w:t xml:space="preserve">2. Plan Your Math Words</w:t>
-      </w:r>
-      <w:r>
-        <w:rPr>
-          <w:i/>
-          <w:iCs/>
-          <w:color w:val="1FA6A2"/>
-          <w:sz w:val="19"/>
-          <w:szCs w:val="19"/>
-        </w:rPr>
-        <w:t xml:space="preserve">   check at least two</w:t>
-      </w:r>
-    </w:p>
-    <w:p>
-      <w:pPr>
-        <w:spacing w:after="60"/>
-      </w:pPr>
-      <w:r>
-        <w:rPr>
-          <w:b/>
-          <w:bCs/>
-          <w:color w:val="1FA6A2"/>
-          <w:sz w:val="22"/>
-          <w:szCs w:val="22"/>
-        </w:rPr>
-        <w:t xml:space="preserve">☐  </w:t>
-      </w:r>
-      <w:r>
-        <w:rPr>
-          <w:b/>
-          <w:bCs/>
-          <w:color w:val="12355B"/>
-          <w:sz w:val="20"/>
-          <w:szCs w:val="20"/>
-        </w:rPr>
-        <w:t xml:space="preserve">Rates and Unit Rates — </w:t>
-      </w:r>
-      <w:r>
-        <w:rPr>
-          <w:sz w:val="20"/>
-          <w:szCs w:val="20"/>
-        </w:rPr>
-        <w:t xml:space="preserve">A rate compares different units; a unit rate compares a quantity to 1 unit.</w:t>
-      </w:r>
-      <w:r>
-        <w:rPr>
-          <w:i/>
-          <w:iCs/>
-          <w:color w:val="5F6F80"/>
-          <w:sz w:val="18"/>
-          <w:szCs w:val="18"/>
-        </w:rPr>
-        <w:br/>
-        <w:t xml:space="preserve">Tasas y tasas unitarias — Una tasa compara unidades diferentes; una tasa unitaria compara una cantidad con 1 unidad.</w:t>
-      </w:r>
-    </w:p>
-    <w:p>
-      <w:pPr>
-        <w:spacing w:after="60"/>
-      </w:pPr>
-      <w:r>
-        <w:rPr>
-          <w:b/>
-          <w:bCs/>
-          <w:color w:val="1FA6A2"/>
-          <w:sz w:val="22"/>
-          <w:szCs w:val="22"/>
-        </w:rPr>
-        <w:t xml:space="preserve">☐  </w:t>
-      </w:r>
-      <w:r>
-        <w:rPr>
-          <w:b/>
-          <w:bCs/>
-          <w:color w:val="12355B"/>
-          <w:sz w:val="20"/>
-          <w:szCs w:val="20"/>
-        </w:rPr>
-        <w:t xml:space="preserve">Rate — </w:t>
-      </w:r>
-      <w:r>
-        <w:rPr>
-          <w:sz w:val="20"/>
-          <w:szCs w:val="20"/>
-        </w:rPr>
-        <w:t xml:space="preserve">A ratio comparing two amounts with different units, like miles per hour.</w:t>
-      </w:r>
-      <w:r>
-        <w:rPr>
-          <w:i/>
-          <w:iCs/>
-          <w:color w:val="5F6F80"/>
-          <w:sz w:val="18"/>
-          <w:szCs w:val="18"/>
-        </w:rPr>
-        <w:br/>
-        <w:t xml:space="preserve">Tasa — Una razón que compara dos cantidades con unidades distintas, como millas por hora.</w:t>
-      </w:r>
-    </w:p>
-    <w:p>
-      <w:pPr>
-        <w:spacing w:after="60"/>
-      </w:pPr>
-      <w:r>
-        <w:rPr>
-          <w:b/>
-          <w:bCs/>
-          <w:color w:val="1FA6A2"/>
-          <w:sz w:val="22"/>
-          <w:szCs w:val="22"/>
-        </w:rPr>
-        <w:t xml:space="preserve">☐  </w:t>
-      </w:r>
-      <w:r>
-        <w:rPr>
-          <w:b/>
-          <w:bCs/>
-          <w:color w:val="12355B"/>
-          <w:sz w:val="20"/>
-          <w:szCs w:val="20"/>
-        </w:rPr>
-        <w:t xml:space="preserve">Unit Rate — </w:t>
-      </w:r>
-      <w:r>
-        <w:rPr>
-          <w:sz w:val="20"/>
-          <w:szCs w:val="20"/>
-        </w:rPr>
-        <w:t xml:space="preserve">A rate for just 1 of something, like cost for 1 item.</w:t>
-      </w:r>
-      <w:r>
-        <w:rPr>
-          <w:i/>
-          <w:iCs/>
-          <w:color w:val="5F6F80"/>
-          <w:sz w:val="18"/>
-          <w:szCs w:val="18"/>
-        </w:rPr>
-        <w:br/>
-        <w:t xml:space="preserve">Tasa unitaria — Una tasa para solo 1 de algo, como el precio de 1 artículo.</w:t>
-      </w:r>
-    </w:p>
-    <w:p>
-      <w:pPr>
-        <w:spacing w:after="60"/>
-      </w:pPr>
-      <w:r>
-        <w:rPr>
-          <w:b/>
-          <w:bCs/>
-          <w:color w:val="1FA6A2"/>
-          <w:sz w:val="22"/>
-          <w:szCs w:val="22"/>
-        </w:rPr>
-        <w:t xml:space="preserve">☐  </w:t>
-      </w:r>
-      <w:r>
-        <w:rPr>
-          <w:b/>
-          <w:bCs/>
-          <w:color w:val="12355B"/>
-          <w:sz w:val="20"/>
-          <w:szCs w:val="20"/>
-        </w:rPr>
-        <w:t xml:space="preserve">Per — </w:t>
-      </w:r>
-      <w:r>
-        <w:rPr>
-          <w:sz w:val="20"/>
-          <w:szCs w:val="20"/>
-        </w:rPr>
-        <w:t xml:space="preserve">For each one. Example: 5 dollars per book.</w:t>
-      </w:r>
-      <w:r>
-        <w:rPr>
-          <w:i/>
-          <w:iCs/>
-          <w:color w:val="5F6F80"/>
-          <w:sz w:val="18"/>
-          <w:szCs w:val="18"/>
-        </w:rPr>
-        <w:br/>
-        <w:t xml:space="preserve">Por — Por cada uno. Ejemplo: 5 dólares por libro.</w:t>
-      </w:r>
-    </w:p>
-    <w:p>
-      <w:pPr>
-        <w:spacing w:after="60"/>
-      </w:pPr>
-      <w:r>
-        <w:rPr>
-          <w:b/>
-          <w:bCs/>
-          <w:color w:val="1FA6A2"/>
-          <w:sz w:val="22"/>
-          <w:szCs w:val="22"/>
-        </w:rPr>
-        <w:t xml:space="preserve">☐  </w:t>
-      </w:r>
-      <w:r>
-        <w:rPr>
-          <w:b/>
-          <w:bCs/>
-          <w:color w:val="12355B"/>
-          <w:sz w:val="20"/>
-          <w:szCs w:val="20"/>
-        </w:rPr>
-        <w:t xml:space="preserve">Ratio — </w:t>
-      </w:r>
-      <w:r>
-        <w:rPr>
-          <w:sz w:val="20"/>
-          <w:szCs w:val="20"/>
-        </w:rPr>
-        <w:t xml:space="preserve">A way to compare two amounts, like 3 to 2.</w:t>
-      </w:r>
-      <w:r>
-        <w:rPr>
-          <w:i/>
-          <w:iCs/>
-          <w:color w:val="5F6F80"/>
-          <w:sz w:val="18"/>
-          <w:szCs w:val="18"/>
-        </w:rPr>
-        <w:br/>
-        <w:t xml:space="preserve">Razón — Una manera de comparar dos cantidades, como 3 a 2.</w:t>
-      </w:r>
-    </w:p>
-    <w:tbl>
-      <w:tblPr>
-        <w:tblW w:type="pct" w:w="100%"/>
-        <w:tblBorders>
-          <w:top w:val="single" w:color="1FA6A2" w:sz="8"/>
-          <w:left w:val="single" w:color="1FA6A2" w:sz="8"/>
-          <w:bottom w:val="single" w:color="1FA6A2" w:sz="8"/>
-          <w:right w:val="single" w:color="1FA6A2" w:sz="8"/>
-          <w:insideH w:val="single" w:color="auto" w:sz="4"/>
-          <w:insideV w:val="single" w:color="auto" w:sz="4"/>
-        </w:tblBorders>
-      </w:tblPr>
-      <w:tblGrid>
-        <w:gridCol w:w="100"/>
-      </w:tblGrid>
-      <w:tr>
-        <w:tc>
-          <w:tcPr>
-            <w:shd w:fill="F7FFFD" w:color="auto" w:val="clear"/>
-            <w:tcMar>
-              <w:top w:type="dxa" w:w="120"/>
-              <w:left w:type="dxa" w:w="180"/>
-              <w:bottom w:type="dxa" w:w="120"/>
-              <w:right w:type="dxa" w:w="180"/>
-            </w:tcMar>
-          </w:tcPr>
-          <w:p>
-            <w:pPr>
-              <w:spacing w:after="50"/>
-            </w:pPr>
-            <w:r>
-              <w:rPr>
-                <w:b/>
-                <w:bCs/>
-                <w:color w:val="1FA6A2"/>
-                <w:sz w:val="20"/>
-                <w:szCs w:val="20"/>
-              </w:rPr>
-              <w:t xml:space="preserve">Say it first:  </w:t>
-            </w:r>
-            <w:r>
-              <w:rPr>
-                <w:sz w:val="20"/>
-                <w:szCs w:val="20"/>
-              </w:rPr>
-              <w:t xml:space="preserve">Say your idea to a partner or quietly to yourself before you write.</w:t>
-            </w:r>
-          </w:p>
-          <w:p>
-            <w:pPr>
-              <w:spacing w:after="60"/>
-            </w:pPr>
-            <w:r>
-              <w:rPr>
-                <w:color w:val="1A2733"/>
-                <w:sz w:val="21"/>
-                <w:szCs w:val="21"/>
-              </w:rPr>
-              <w:t xml:space="preserve">The ___ bag is the better deal because its unit rate is $___ per cup, which is ___ than $___ per cup for the other size.</w:t>
-            </w:r>
             <w:r>
               <w:rPr>
                 <w:i/>
@@ -2357,7 +1978,7 @@
                 <w:szCs w:val="19"/>
               </w:rPr>
               <w:br/>
-              <w:t xml:space="preserve">Di tu respuesta primero: Mi respuesta es ___ porque ___.</w:t>
+              <w:t xml:space="preserve">¿Qué tamaño es la mejor oferta y cómo lo sabes?</w:t>
             </w:r>
           </w:p>
         </w:tc>
@@ -2365,28 +1986,192 @@
     </w:tbl>
     <w:p>
       <w:pPr>
-        <w:pStyle w:val="Heading2"/>
-        <w:spacing w:after="80" w:before="180"/>
-      </w:pPr>
-      <w:r>
-        <w:rPr>
-          <w:b/>
-          <w:bCs/>
-          <w:color w:val="12355B"/>
-          <w:sz w:val="24"/>
-          <w:szCs w:val="24"/>
-        </w:rPr>
-        <w:t xml:space="preserve">3. Build Your Explanation</w:t>
-      </w:r>
+        <w:spacing w:after="100"/>
+      </w:pPr>
       <w:r>
         <w:rPr>
           <w:i/>
           <w:iCs/>
-          <w:color w:val="B97A12"/>
+          <w:color w:val="5F6F80"/>
           <w:sz w:val="19"/>
           <w:szCs w:val="19"/>
         </w:rPr>
-        <w:t xml:space="preserve">   choose your support</w:t>
+        <w:t xml:space="preserve">Say your answer to a partner first. Then write it, using at least two of these words:</w:t>
+      </w:r>
+    </w:p>
+    <w:p>
+      <w:pPr>
+        <w:spacing w:after="40"/>
+      </w:pPr>
+      <w:r>
+        <w:rPr>
+          <w:b/>
+          <w:bCs/>
+          <w:color w:val="1FA6A2"/>
+          <w:sz w:val="22"/>
+          <w:szCs w:val="22"/>
+        </w:rPr>
+        <w:t xml:space="preserve">☐  </w:t>
+      </w:r>
+      <w:r>
+        <w:rPr>
+          <w:b/>
+          <w:bCs/>
+          <w:color w:val="12355B"/>
+          <w:sz w:val="20"/>
+          <w:szCs w:val="20"/>
+        </w:rPr>
+        <w:t xml:space="preserve">Rates and Unit Rates</w:t>
+      </w:r>
+      <w:r>
+        <w:rPr>
+          <w:i/>
+          <w:iCs/>
+          <w:color w:val="5F6F80"/>
+          <w:sz w:val="18"/>
+          <w:szCs w:val="18"/>
+        </w:rPr>
+        <w:t xml:space="preserve">  ·  Tasas y tasas unitarias</w:t>
+      </w:r>
+    </w:p>
+    <w:p>
+      <w:pPr>
+        <w:spacing w:after="40"/>
+      </w:pPr>
+      <w:r>
+        <w:rPr>
+          <w:b/>
+          <w:bCs/>
+          <w:color w:val="1FA6A2"/>
+          <w:sz w:val="22"/>
+          <w:szCs w:val="22"/>
+        </w:rPr>
+        <w:t xml:space="preserve">☐  </w:t>
+      </w:r>
+      <w:r>
+        <w:rPr>
+          <w:b/>
+          <w:bCs/>
+          <w:color w:val="12355B"/>
+          <w:sz w:val="20"/>
+          <w:szCs w:val="20"/>
+        </w:rPr>
+        <w:t xml:space="preserve">Rate</w:t>
+      </w:r>
+      <w:r>
+        <w:rPr>
+          <w:i/>
+          <w:iCs/>
+          <w:color w:val="5F6F80"/>
+          <w:sz w:val="18"/>
+          <w:szCs w:val="18"/>
+        </w:rPr>
+        <w:t xml:space="preserve">  ·  Tasa</w:t>
+      </w:r>
+    </w:p>
+    <w:p>
+      <w:pPr>
+        <w:spacing w:after="40"/>
+      </w:pPr>
+      <w:r>
+        <w:rPr>
+          <w:b/>
+          <w:bCs/>
+          <w:color w:val="1FA6A2"/>
+          <w:sz w:val="22"/>
+          <w:szCs w:val="22"/>
+        </w:rPr>
+        <w:t xml:space="preserve">☐  </w:t>
+      </w:r>
+      <w:r>
+        <w:rPr>
+          <w:b/>
+          <w:bCs/>
+          <w:color w:val="12355B"/>
+          <w:sz w:val="20"/>
+          <w:szCs w:val="20"/>
+        </w:rPr>
+        <w:t xml:space="preserve">Unit Rate</w:t>
+      </w:r>
+      <w:r>
+        <w:rPr>
+          <w:i/>
+          <w:iCs/>
+          <w:color w:val="5F6F80"/>
+          <w:sz w:val="18"/>
+          <w:szCs w:val="18"/>
+        </w:rPr>
+        <w:t xml:space="preserve">  ·  Tasa unitaria</w:t>
+      </w:r>
+    </w:p>
+    <w:p>
+      <w:pPr>
+        <w:spacing w:after="40"/>
+      </w:pPr>
+      <w:r>
+        <w:rPr>
+          <w:b/>
+          <w:bCs/>
+          <w:color w:val="1FA6A2"/>
+          <w:sz w:val="22"/>
+          <w:szCs w:val="22"/>
+        </w:rPr>
+        <w:t xml:space="preserve">☐  </w:t>
+      </w:r>
+      <w:r>
+        <w:rPr>
+          <w:b/>
+          <w:bCs/>
+          <w:color w:val="12355B"/>
+          <w:sz w:val="20"/>
+          <w:szCs w:val="20"/>
+        </w:rPr>
+        <w:t xml:space="preserve">Per</w:t>
+      </w:r>
+      <w:r>
+        <w:rPr>
+          <w:i/>
+          <w:iCs/>
+          <w:color w:val="5F6F80"/>
+          <w:sz w:val="18"/>
+          <w:szCs w:val="18"/>
+        </w:rPr>
+        <w:t xml:space="preserve">  ·  Por</w:t>
+      </w:r>
+    </w:p>
+    <w:p>
+      <w:pPr>
+        <w:spacing w:after="40"/>
+      </w:pPr>
+      <w:r>
+        <w:rPr>
+          <w:b/>
+          <w:bCs/>
+          <w:color w:val="1FA6A2"/>
+          <w:sz w:val="22"/>
+          <w:szCs w:val="22"/>
+        </w:rPr>
+        <w:t xml:space="preserve">☐  </w:t>
+      </w:r>
+      <w:r>
+        <w:rPr>
+          <w:b/>
+          <w:bCs/>
+          <w:color w:val="12355B"/>
+          <w:sz w:val="20"/>
+          <w:szCs w:val="20"/>
+        </w:rPr>
+        <w:t xml:space="preserve">Ratio</w:t>
+      </w:r>
+      <w:r>
+        <w:rPr>
+          <w:i/>
+          <w:iCs/>
+          <w:color w:val="5F6F80"/>
+          <w:sz w:val="18"/>
+          <w:szCs w:val="18"/>
+        </w:rPr>
+        <w:t xml:space="preserve">  ·  Razón</w:t>
       </w:r>
     </w:p>
     <w:tbl>
@@ -2417,21 +2202,6 @@
           </w:tcPr>
           <w:p>
             <w:pPr>
-              <w:spacing w:after="50"/>
-            </w:pPr>
-            <w:r>
-              <w:rPr>
-                <w:i/>
-                <w:iCs/>
-                <w:color w:val="5F6F80"/>
-                <w:sz w:val="19"/>
-                <w:szCs w:val="19"/>
-              </w:rPr>
-              <w:t xml:space="preserve">This model shows the parts of an explanation. It does not answer your writing question.</w:t>
-            </w:r>
-          </w:p>
-          <w:p>
-            <w:pPr>
               <w:spacing w:after="80"/>
             </w:pPr>
             <w:r>
@@ -2442,58 +2212,14 @@
                 <w:sz w:val="19"/>
                 <w:szCs w:val="19"/>
               </w:rPr>
-              <w:t xml:space="preserve">Claim:  </w:t>
+              <w:t xml:space="preserve">Model:  </w:t>
             </w:r>
             <w:r>
               <w:rPr>
                 <w:sz w:val="19"/>
                 <w:szCs w:val="19"/>
               </w:rPr>
-              <w:t xml:space="preserve">It is hard to compare because the booths have different numbers of games.</w:t>
-            </w:r>
-          </w:p>
-          <w:p>
-            <w:pPr>
-              <w:spacing w:after="80"/>
-            </w:pPr>
-            <w:r>
-              <w:rPr>
-                <w:b/>
-                <w:bCs/>
-                <w:color w:val="12355B"/>
-                <w:sz w:val="19"/>
-                <w:szCs w:val="19"/>
-              </w:rPr>
-              <w:t xml:space="preserve">Evidence:  </w:t>
-            </w:r>
-            <w:r>
-              <w:rPr>
-                <w:sz w:val="19"/>
-                <w:szCs w:val="19"/>
-              </w:rPr>
-              <w:t xml:space="preserve">Students notice the prices cannot be compared directly because the number of games differs, so they need the cost for one game (the unit rate) to compare fairly.</w:t>
-            </w:r>
-          </w:p>
-          <w:p>
-            <w:pPr>
-              <w:spacing w:after="80"/>
-            </w:pPr>
-            <w:r>
-              <w:rPr>
-                <w:b/>
-                <w:bCs/>
-                <w:color w:val="12355B"/>
-                <w:sz w:val="19"/>
-                <w:szCs w:val="19"/>
-              </w:rPr>
-              <w:t xml:space="preserve">Reasoning:  </w:t>
-            </w:r>
-            <w:r>
-              <w:rPr>
-                <w:sz w:val="19"/>
-                <w:szCs w:val="19"/>
-              </w:rPr>
-              <w:t xml:space="preserve">This evidence connects the definition of rates and unit rates to the mathematical claim.</w:t>
+              <w:t xml:space="preserve">It is hard to compare because the booths have different numbers of games. — Students notice the prices cannot be compared directly because the number of games differs, so they need the cost for one game (the unit rate) to compare fairly.</w:t>
             </w:r>
           </w:p>
         </w:tc>
@@ -2572,7 +2298,7 @@
           <w:sz w:val="21"/>
           <w:szCs w:val="21"/>
         </w:rPr>
-        <w:t xml:space="preserve">My answer is ___.</w:t>
+        <w:t xml:space="preserve">My answer is ___ because ___.</w:t>
       </w:r>
       <w:r>
         <w:rPr>
@@ -2583,7 +2309,7 @@
           <w:szCs w:val="19"/>
         </w:rPr>
         <w:br/>
-        <w:t xml:space="preserve">Mi respuesta es ___.</w:t>
+        <w:t xml:space="preserve">Mi respuesta es ___ porque ___.</w:t>
       </w:r>
     </w:p>
     <w:tbl>
@@ -2723,7 +2449,7 @@
           <w:sz w:val="21"/>
           <w:szCs w:val="21"/>
         </w:rPr>
-        <w:t xml:space="preserve">I know because ___.</w:t>
+        <w:t xml:space="preserve">My evidence is ___, so ___.</w:t>
       </w:r>
       <w:r>
         <w:rPr>
@@ -2734,31 +2460,7 @@
           <w:szCs w:val="19"/>
         </w:rPr>
         <w:br/>
-        <w:t xml:space="preserve">Lo sé porque ___.</w:t>
-      </w:r>
-    </w:p>
-    <w:p>
-      <w:pPr>
-        <w:spacing w:after="60"/>
-      </w:pPr>
-      <w:r>
-        <w:rPr>
-          <w:color w:val="1A2733"/>
-          <w:sz w:val="21"/>
-          <w:szCs w:val="21"/>
-        </w:rPr>
-        <w:t xml:space="preserve">So ___.</w:t>
-      </w:r>
-      <w:r>
-        <w:rPr>
-          <w:i/>
-          <w:iCs/>
-          <w:color w:val="5F6F80"/>
-          <w:sz w:val="19"/>
-          <w:szCs w:val="19"/>
-        </w:rPr>
-        <w:br/>
-        <w:t xml:space="preserve">Entonces ___.</w:t>
+        <w:t xml:space="preserve">Mi evidencia es ___, entonces ___.</w:t>
       </w:r>
     </w:p>
     <w:tbl>
@@ -2864,78 +2566,6 @@
         <w:t xml:space="preserve">Escribe una afirmación, da evidencia matemática y explica tu razonamiento.</w:t>
       </w:r>
     </w:p>
-    <w:p>
-      <w:pPr>
-        <w:spacing w:after="60"/>
-      </w:pPr>
-      <w:r>
-        <w:rPr>
-          <w:color w:val="1A2733"/>
-          <w:sz w:val="21"/>
-          <w:szCs w:val="21"/>
-        </w:rPr>
-        <w:t xml:space="preserve">My claim is ___.</w:t>
-      </w:r>
-      <w:r>
-        <w:rPr>
-          <w:i/>
-          <w:iCs/>
-          <w:color w:val="5F6F80"/>
-          <w:sz w:val="19"/>
-          <w:szCs w:val="19"/>
-        </w:rPr>
-        <w:br/>
-        <w:t xml:space="preserve">Mi afirmación es ___.</w:t>
-      </w:r>
-    </w:p>
-    <w:p>
-      <w:pPr>
-        <w:spacing w:after="60"/>
-      </w:pPr>
-      <w:r>
-        <w:rPr>
-          <w:color w:val="1A2733"/>
-          <w:sz w:val="21"/>
-          <w:szCs w:val="21"/>
-        </w:rPr>
-        <w:t xml:space="preserve">My math evidence is ___.</w:t>
-      </w:r>
-      <w:r>
-        <w:rPr>
-          <w:i/>
-          <w:iCs/>
-          <w:color w:val="5F6F80"/>
-          <w:sz w:val="19"/>
-          <w:szCs w:val="19"/>
-        </w:rPr>
-        <w:br/>
-        <w:t xml:space="preserve">Mi evidencia matemática es ___.</w:t>
-      </w:r>
-    </w:p>
-    <w:p>
-      <w:pPr>
-        <w:spacing w:after="60"/>
-      </w:pPr>
-      <w:r>
-        <w:rPr>
-          <w:color w:val="1A2733"/>
-          <w:sz w:val="21"/>
-          <w:szCs w:val="21"/>
-        </w:rPr>
-        <w:t xml:space="preserve">This proves ___ because ___.</w:t>
-      </w:r>
-      <w:r>
-        <w:rPr>
-          <w:i/>
-          <w:iCs/>
-          <w:color w:val="5F6F80"/>
-          <w:sz w:val="19"/>
-          <w:szCs w:val="19"/>
-        </w:rPr>
-        <w:br/>
-        <w:t xml:space="preserve">Esto demuestra ___ porque ___.</w:t>
-      </w:r>
-    </w:p>
     <w:tbl>
       <w:tblPr>
         <w:tblW w:type="pct" w:w="100%"/>
@@ -3018,7 +2648,7 @@
           <w:sz w:val="24"/>
           <w:szCs w:val="24"/>
         </w:rPr>
-        <w:t xml:space="preserve">4. Check Your Explanation</w:t>
+        <w:t xml:space="preserve">Check Your Explanation</w:t>
       </w:r>
       <w:r>
         <w:rPr>
@@ -3028,7 +2658,7 @@
           <w:sz w:val="19"/>
           <w:szCs w:val="19"/>
         </w:rPr>
-        <w:t xml:space="preserve">   five quick checks</w:t>
+        <w:t xml:space="preserve">   three quick checks</w:t>
       </w:r>
     </w:p>
     <w:p>
@@ -3052,17 +2682,6 @@
         </w:rPr>
         <w:t xml:space="preserve">I answered the question.</w:t>
       </w:r>
-      <w:r>
-        <w:rPr>
-          <w:i/>
-          <w:iCs/>
-          <w:color w:val="5F6F80"/>
-          <w:sz w:val="18"/>
-          <w:szCs w:val="18"/>
-        </w:rPr>
-        <w:br/>
-        <w:t xml:space="preserve">Respondí la pregunta.</w:t>
-      </w:r>
     </w:p>
     <w:p>
       <w:pPr>
@@ -3083,18 +2702,7 @@
           <w:sz w:val="20"/>
           <w:szCs w:val="20"/>
         </w:rPr>
-        <w:t xml:space="preserve">I used math evidence: numbers, an equation, a model, or a comparison.</w:t>
-      </w:r>
-      <w:r>
-        <w:rPr>
-          <w:i/>
-          <w:iCs/>
-          <w:color w:val="5F6F80"/>
-          <w:sz w:val="18"/>
-          <w:szCs w:val="18"/>
-        </w:rPr>
-        <w:br/>
-        <w:t xml:space="preserve">Usé evidencia matemática: números, una ecuación, un modelo o una comparación.</w:t>
+        <w:t xml:space="preserve">I used math evidence: numbers, an equation, or a model.</w:t>
       </w:r>
     </w:p>
     <w:p>
@@ -3116,84 +2724,7 @@
           <w:sz w:val="20"/>
           <w:szCs w:val="20"/>
         </w:rPr>
-        <w:t xml:space="preserve">I explained how the evidence proves my answer.</w:t>
-      </w:r>
-      <w:r>
-        <w:rPr>
-          <w:i/>
-          <w:iCs/>
-          <w:color w:val="5F6F80"/>
-          <w:sz w:val="18"/>
-          <w:szCs w:val="18"/>
-        </w:rPr>
-        <w:br/>
-        <w:t xml:space="preserve">Expliqué cómo la evidencia demuestra mi respuesta.</w:t>
-      </w:r>
-    </w:p>
-    <w:p>
-      <w:pPr>
-        <w:spacing w:after="80"/>
-      </w:pPr>
-      <w:r>
-        <w:rPr>
-          <w:b/>
-          <w:bCs/>
-          <w:color w:val="1FA6A2"/>
-          <w:sz w:val="22"/>
-          <w:szCs w:val="22"/>
-        </w:rPr>
-        <w:t xml:space="preserve">☐  </w:t>
-      </w:r>
-      <w:r>
-        <w:rPr>
-          <w:sz w:val="20"/>
-          <w:szCs w:val="20"/>
-        </w:rPr>
         <w:t xml:space="preserve">I used at least two math words.</w:t>
-      </w:r>
-      <w:r>
-        <w:rPr>
-          <w:i/>
-          <w:iCs/>
-          <w:color w:val="5F6F80"/>
-          <w:sz w:val="18"/>
-          <w:szCs w:val="18"/>
-        </w:rPr>
-        <w:br/>
-        <w:t xml:space="preserve">Usé por lo menos dos palabras matemáticas.</w:t>
-      </w:r>
-    </w:p>
-    <w:p>
-      <w:pPr>
-        <w:spacing w:after="80"/>
-      </w:pPr>
-      <w:r>
-        <w:rPr>
-          <w:b/>
-          <w:bCs/>
-          <w:color w:val="1FA6A2"/>
-          <w:sz w:val="22"/>
-          <w:szCs w:val="22"/>
-        </w:rPr>
-        <w:t xml:space="preserve">☐  </w:t>
-      </w:r>
-      <w:r>
-        <w:rPr>
-          <w:sz w:val="20"/>
-          <w:szCs w:val="20"/>
-        </w:rPr>
-        <w:t xml:space="preserve">I reread complete sentences and punctuation.</w:t>
-      </w:r>
-      <w:r>
-        <w:rPr>
-          <w:i/>
-          <w:iCs/>
-          <w:color w:val="5F6F80"/>
-          <w:sz w:val="18"/>
-          <w:szCs w:val="18"/>
-        </w:rPr>
-        <w:br/>
-        <w:t xml:space="preserve">Volví a leer mis oraciones completas y la puntuación.</w:t>
       </w:r>
     </w:p>
     <w:p>
@@ -4643,7 +4174,7 @@
           <w:sz w:val="21"/>
           <w:szCs w:val="21"/>
         </w:rPr>
-        <w:t xml:space="preserve">Which token pack from the table above is the best deal?</w:t>
+        <w:t xml:space="preserve">Token packs: Pack A is 20 tokens for $5.00, Pack B is 35 tokens for $7.00, and Pack C is 50 tokens for $12.50. Which pack is the best deal per token?</w:t>
       </w:r>
     </w:p>
     <w:p>
@@ -5553,7 +5084,7 @@
           <w:sz w:val="20"/>
           <w:szCs w:val="20"/>
         </w:rPr>
-        <w:t xml:space="preserve">☐  I answered the question.</w:t>
+        <w:t xml:space="preserve">☐  The answer to the math question is correct.</w:t>
       </w:r>
     </w:p>
     <w:p>
@@ -5565,7 +5096,7 @@
           <w:sz w:val="20"/>
           <w:szCs w:val="20"/>
         </w:rPr>
-        <w:t xml:space="preserve">☐  I used math evidence: numbers, an equation, a model, or a comparison.</w:t>
+        <w:t xml:space="preserve">☐  The evidence is real lesson mathematics (numbers, equation, or model), not restated claim.</w:t>
       </w:r>
     </w:p>
     <w:p>
@@ -5577,31 +5108,7 @@
           <w:sz w:val="20"/>
           <w:szCs w:val="20"/>
         </w:rPr>
-        <w:t xml:space="preserve">☐  I explained how the evidence proves my answer.</w:t>
-      </w:r>
-    </w:p>
-    <w:p>
-      <w:pPr>
-        <w:spacing w:after="80"/>
-      </w:pPr>
-      <w:r>
-        <w:rPr>
-          <w:sz w:val="20"/>
-          <w:szCs w:val="20"/>
-        </w:rPr>
-        <w:t xml:space="preserve">☐  I used at least two math words.</w:t>
-      </w:r>
-    </w:p>
-    <w:p>
-      <w:pPr>
-        <w:spacing w:after="80"/>
-      </w:pPr>
-      <w:r>
-        <w:rPr>
-          <w:sz w:val="20"/>
-          <w:szCs w:val="20"/>
-        </w:rPr>
-        <w:t xml:space="preserve">☐  I reread complete sentences and punctuation.</w:t>
+        <w:t xml:space="preserve">☐  The support level changed the language scaffolding, never the mathematical expectation.</w:t>
       </w:r>
     </w:p>
     <w:sectPr>
